--- a/Amazon_Fine_Food_Reviews_Hadoop_Final_Report_Formatted.docx
+++ b/Amazon_Fine_Food_Reviews_Hadoop_Final_Report_Formatted.docx
@@ -135,7 +135,7 @@
     </w:p>
     <w:tbl>
       <w:tblPr>
-        <w:tblStyle w:val="164"/>
+        <w:tblStyle w:val="165"/>
         <w:tblW w:w="9302" w:type="dxa"/>
         <w:tblInd w:w="88" w:type="dxa"/>
         <w:tblLayout w:type="autofit"/>
@@ -482,6 +482,8 @@
               </w:rPr>
               <w:t>AMAZON FINE FOOD REVIEWS DATA ANALYSIS USING HADOOP</w:t>
             </w:r>
+            <w:bookmarkStart w:id="0" w:name="_GoBack"/>
+            <w:bookmarkEnd w:id="0"/>
           </w:p>
         </w:tc>
       </w:tr>
@@ -741,7 +743,7 @@
           </w:tblCellMar>
         </w:tblPrEx>
         <w:trPr>
-          <w:trHeight w:val="1223" w:hRule="atLeast"/>
+          <w:trHeight w:val="915" w:hRule="atLeast"/>
         </w:trPr>
         <w:tc>
           <w:tcPr>
@@ -1313,6 +1315,99 @@
               </w:rPr>
               <w:t>A</w:t>
             </w:r>
+          </w:p>
+        </w:tc>
+      </w:tr>
+      <w:tr>
+        <w:tblPrEx>
+          <w:tblCellMar>
+            <w:top w:w="86" w:type="dxa"/>
+            <w:left w:w="135" w:type="dxa"/>
+            <w:bottom w:w="0" w:type="dxa"/>
+            <w:right w:w="115" w:type="dxa"/>
+          </w:tblCellMar>
+        </w:tblPrEx>
+        <w:trPr>
+          <w:trHeight w:val="1073" w:hRule="atLeast"/>
+        </w:trPr>
+        <w:tc>
+          <w:tcPr>
+            <w:tcW w:w="2746" w:type="dxa"/>
+            <w:tcBorders>
+              <w:top w:val="single" w:color="000000" w:sz="6" w:space="0"/>
+              <w:left w:val="single" w:color="000000" w:sz="6" w:space="0"/>
+              <w:bottom w:val="single" w:color="000000" w:sz="6" w:space="0"/>
+              <w:right w:val="single" w:color="000000" w:sz="6" w:space="0"/>
+            </w:tcBorders>
+          </w:tcPr>
+          <w:p>
+            <w:pPr>
+              <w:spacing w:after="0" w:line="240" w:lineRule="auto"/>
+              <w:ind w:left="0" w:firstLine="0"/>
+              <w:jc w:val="both"/>
+              <w:rPr>
+                <w:rFonts w:hint="default" w:ascii="Times New Roman" w:hAnsi="Times New Roman" w:eastAsia="SimSun" w:cs="Times New Roman"/>
+                <w:b/>
+                <w:bCs/>
+                <w:i w:val="0"/>
+                <w:iCs w:val="0"/>
+                <w:caps w:val="0"/>
+                <w:color w:val="000000"/>
+                <w:spacing w:val="0"/>
+                <w:sz w:val="22"/>
+                <w:szCs w:val="22"/>
+                <w:shd w:val="clear" w:fill="FFFFFF"/>
+              </w:rPr>
+            </w:pPr>
+          </w:p>
+          <w:p>
+            <w:pPr>
+              <w:spacing w:after="0" w:line="240" w:lineRule="auto"/>
+              <w:ind w:left="0" w:firstLine="0"/>
+              <w:jc w:val="both"/>
+              <w:rPr>
+                <w:rFonts w:hint="default" w:ascii="Times New Roman" w:hAnsi="Times New Roman" w:eastAsia="Calibri" w:cs="Times New Roman"/>
+                <w:b/>
+                <w:lang w:val="en-US"/>
+              </w:rPr>
+            </w:pPr>
+            <w:r>
+              <w:rPr>
+                <w:rFonts w:hint="default" w:ascii="Times New Roman" w:hAnsi="Times New Roman" w:eastAsia="SimSun" w:cs="Times New Roman"/>
+                <w:b/>
+                <w:bCs/>
+                <w:i w:val="0"/>
+                <w:iCs w:val="0"/>
+                <w:caps w:val="0"/>
+                <w:color w:val="000000"/>
+                <w:spacing w:val="0"/>
+                <w:sz w:val="22"/>
+                <w:szCs w:val="22"/>
+                <w:shd w:val="clear" w:fill="FFFFFF"/>
+              </w:rPr>
+              <w:t>REMARKS</w:t>
+            </w:r>
+          </w:p>
+        </w:tc>
+        <w:tc>
+          <w:tcPr>
+            <w:tcW w:w="6556" w:type="dxa"/>
+            <w:gridSpan w:val="2"/>
+            <w:tcBorders>
+              <w:top w:val="single" w:color="000000" w:sz="6" w:space="0"/>
+              <w:left w:val="single" w:color="000000" w:sz="6" w:space="0"/>
+              <w:bottom w:val="single" w:color="000000" w:sz="6" w:space="0"/>
+              <w:right w:val="single" w:color="000000" w:sz="6" w:space="0"/>
+            </w:tcBorders>
+          </w:tcPr>
+          <w:p>
+            <w:pPr>
+              <w:spacing w:after="0" w:line="276" w:lineRule="auto"/>
+              <w:ind w:left="0" w:firstLine="0"/>
+              <w:rPr>
+                <w:rFonts w:hint="default" w:ascii="Times New Roman" w:hAnsi="Times New Roman" w:eastAsia="Calibri" w:cs="Times New Roman"/>
+              </w:rPr>
+            </w:pPr>
           </w:p>
         </w:tc>
       </w:tr>
@@ -1355,7 +1450,7 @@
     </w:p>
     <w:tbl>
       <w:tblPr>
-        <w:tblStyle w:val="35"/>
+        <w:tblStyle w:val="36"/>
         <w:tblW w:w="0" w:type="auto"/>
         <w:jc w:val="center"/>
         <w:tblBorders>
@@ -1858,10 +1953,18 @@
             </w:pPr>
             <w:r>
               <w:rPr>
-                <w:rFonts w:ascii="Times New Roman" w:hAnsi="Times New Roman"/>
+                <w:rFonts w:hint="default"/>
                 <w:sz w:val="17"/>
-              </w:rPr>
-              <w:t>3-8</w:t>
+                <w:lang w:val="en-US"/>
+              </w:rPr>
+              <w:t>4</w:t>
+            </w:r>
+            <w:r>
+              <w:rPr>
+                <w:rFonts w:ascii="Times New Roman" w:hAnsi="Times New Roman"/>
+                <w:sz w:val="17"/>
+              </w:rPr>
+              <w:t>-8</w:t>
             </w:r>
           </w:p>
         </w:tc>
@@ -2047,13 +2150,25 @@
             <w:pPr>
               <w:spacing w:after="0" w:line="240" w:lineRule="auto"/>
               <w:jc w:val="center"/>
+              <w:rPr>
+                <w:rFonts w:hint="default"/>
+                <w:lang w:val="en-US"/>
+              </w:rPr>
             </w:pPr>
             <w:r>
               <w:rPr>
                 <w:rFonts w:ascii="Times New Roman" w:hAnsi="Times New Roman"/>
                 <w:sz w:val="17"/>
               </w:rPr>
-              <w:t>9-12</w:t>
+              <w:t>9-1</w:t>
+            </w:r>
+            <w:r>
+              <w:rPr>
+                <w:rFonts w:hint="default"/>
+                <w:sz w:val="17"/>
+                <w:lang w:val="en-US"/>
+              </w:rPr>
+              <w:t>1</w:t>
             </w:r>
           </w:p>
         </w:tc>
@@ -2143,13 +2258,40 @@
             <w:pPr>
               <w:spacing w:after="0" w:line="240" w:lineRule="auto"/>
               <w:jc w:val="center"/>
+              <w:rPr>
+                <w:rFonts w:hint="default"/>
+                <w:lang w:val="en-US"/>
+              </w:rPr>
             </w:pPr>
             <w:r>
               <w:rPr>
                 <w:rFonts w:ascii="Times New Roman" w:hAnsi="Times New Roman"/>
                 <w:sz w:val="17"/>
               </w:rPr>
-              <w:t>13-15</w:t>
+              <w:t>1</w:t>
+            </w:r>
+            <w:r>
+              <w:rPr>
+                <w:rFonts w:hint="default"/>
+                <w:sz w:val="17"/>
+                <w:lang w:val="en-US"/>
+              </w:rPr>
+              <w:t>2</w:t>
+            </w:r>
+            <w:r>
+              <w:rPr>
+                <w:rFonts w:ascii="Times New Roman" w:hAnsi="Times New Roman"/>
+                <w:sz w:val="17"/>
+              </w:rPr>
+              <w:t>-1</w:t>
+            </w:r>
+            <w:r>
+              <w:rPr>
+                <w:rFonts w:hint="default"/>
+                <w:sz w:val="17"/>
+                <w:lang w:val="en-US"/>
+              </w:rPr>
+              <w:t>4</w:t>
             </w:r>
           </w:p>
         </w:tc>
@@ -2239,13 +2381,40 @@
             <w:pPr>
               <w:spacing w:after="0" w:line="240" w:lineRule="auto"/>
               <w:jc w:val="center"/>
+              <w:rPr>
+                <w:rFonts w:hint="default"/>
+                <w:lang w:val="en-US"/>
+              </w:rPr>
             </w:pPr>
             <w:r>
               <w:rPr>
                 <w:rFonts w:ascii="Times New Roman" w:hAnsi="Times New Roman"/>
                 <w:sz w:val="17"/>
               </w:rPr>
-              <w:t>16-19</w:t>
+              <w:t>1</w:t>
+            </w:r>
+            <w:r>
+              <w:rPr>
+                <w:rFonts w:hint="default"/>
+                <w:sz w:val="17"/>
+                <w:lang w:val="en-US"/>
+              </w:rPr>
+              <w:t>5</w:t>
+            </w:r>
+            <w:r>
+              <w:rPr>
+                <w:rFonts w:ascii="Times New Roman" w:hAnsi="Times New Roman"/>
+                <w:sz w:val="17"/>
+              </w:rPr>
+              <w:t>-1</w:t>
+            </w:r>
+            <w:r>
+              <w:rPr>
+                <w:rFonts w:hint="default"/>
+                <w:sz w:val="17"/>
+                <w:lang w:val="en-US"/>
+              </w:rPr>
+              <w:t>6</w:t>
             </w:r>
           </w:p>
         </w:tc>
@@ -2335,13 +2504,17 @@
             <w:pPr>
               <w:spacing w:after="0" w:line="240" w:lineRule="auto"/>
               <w:jc w:val="center"/>
+              <w:rPr>
+                <w:rFonts w:hint="default"/>
+                <w:lang w:val="en-US"/>
+              </w:rPr>
             </w:pPr>
             <w:r>
               <w:rPr>
-                <w:rFonts w:ascii="Times New Roman" w:hAnsi="Times New Roman"/>
-                <w:sz w:val="17"/>
-              </w:rPr>
-              <w:t>20</w:t>
+                <w:rFonts w:hint="default"/>
+                <w:lang w:val="en-US"/>
+              </w:rPr>
+              <w:t>18</w:t>
             </w:r>
           </w:p>
         </w:tc>
@@ -2431,13 +2604,33 @@
             <w:pPr>
               <w:spacing w:after="0" w:line="240" w:lineRule="auto"/>
               <w:jc w:val="center"/>
+              <w:rPr>
+                <w:rFonts w:hint="default"/>
+                <w:lang w:val="en-US"/>
+              </w:rPr>
             </w:pPr>
             <w:r>
               <w:rPr>
-                <w:rFonts w:ascii="Times New Roman" w:hAnsi="Times New Roman"/>
+                <w:rFonts w:hint="default"/>
                 <w:sz w:val="17"/>
-              </w:rPr>
-              <w:t>20-21</w:t>
+                <w:lang w:val="en-US"/>
+              </w:rPr>
+              <w:t>18</w:t>
+            </w:r>
+            <w:r>
+              <w:rPr>
+                <w:rFonts w:ascii="Times New Roman" w:hAnsi="Times New Roman"/>
+                <w:sz w:val="17"/>
+              </w:rPr>
+              <w:t>-</w:t>
+            </w:r>
+            <w:r>
+              <w:rPr>
+                <w:rFonts w:hint="default"/>
+                <w:sz w:val="17"/>
+                <w:lang w:val="en-US"/>
+              </w:rPr>
+              <w:t>19</w:t>
             </w:r>
           </w:p>
         </w:tc>
@@ -2527,13 +2720,40 @@
             <w:pPr>
               <w:spacing w:after="0" w:line="240" w:lineRule="auto"/>
               <w:jc w:val="center"/>
+              <w:rPr>
+                <w:rFonts w:hint="default"/>
+                <w:lang w:val="en-US"/>
+              </w:rPr>
             </w:pPr>
             <w:r>
               <w:rPr>
                 <w:rFonts w:ascii="Times New Roman" w:hAnsi="Times New Roman"/>
                 <w:sz w:val="17"/>
               </w:rPr>
-              <w:t>22-23</w:t>
+              <w:t>2</w:t>
+            </w:r>
+            <w:r>
+              <w:rPr>
+                <w:rFonts w:hint="default"/>
+                <w:sz w:val="17"/>
+                <w:lang w:val="en-US"/>
+              </w:rPr>
+              <w:t>0</w:t>
+            </w:r>
+            <w:r>
+              <w:rPr>
+                <w:rFonts w:ascii="Times New Roman" w:hAnsi="Times New Roman"/>
+                <w:sz w:val="17"/>
+              </w:rPr>
+              <w:t>-2</w:t>
+            </w:r>
+            <w:r>
+              <w:rPr>
+                <w:rFonts w:hint="default"/>
+                <w:sz w:val="17"/>
+                <w:lang w:val="en-US"/>
+              </w:rPr>
+              <w:t>1</w:t>
             </w:r>
           </w:p>
         </w:tc>
@@ -2623,13 +2843,40 @@
             <w:pPr>
               <w:spacing w:after="0" w:line="240" w:lineRule="auto"/>
               <w:jc w:val="center"/>
+              <w:rPr>
+                <w:rFonts w:hint="default"/>
+                <w:lang w:val="en-US"/>
+              </w:rPr>
             </w:pPr>
             <w:r>
               <w:rPr>
                 <w:rFonts w:ascii="Times New Roman" w:hAnsi="Times New Roman"/>
                 <w:sz w:val="17"/>
               </w:rPr>
-              <w:t>24-26</w:t>
+              <w:t>2</w:t>
+            </w:r>
+            <w:r>
+              <w:rPr>
+                <w:rFonts w:hint="default"/>
+                <w:sz w:val="17"/>
+                <w:lang w:val="en-US"/>
+              </w:rPr>
+              <w:t>2</w:t>
+            </w:r>
+            <w:r>
+              <w:rPr>
+                <w:rFonts w:ascii="Times New Roman" w:hAnsi="Times New Roman"/>
+                <w:sz w:val="17"/>
+              </w:rPr>
+              <w:t>-2</w:t>
+            </w:r>
+            <w:r>
+              <w:rPr>
+                <w:rFonts w:hint="default"/>
+                <w:sz w:val="17"/>
+                <w:lang w:val="en-US"/>
+              </w:rPr>
+              <w:t>4</w:t>
             </w:r>
           </w:p>
         </w:tc>
@@ -2719,13 +2966,40 @@
             <w:pPr>
               <w:spacing w:after="0" w:line="240" w:lineRule="auto"/>
               <w:jc w:val="center"/>
+              <w:rPr>
+                <w:rFonts w:hint="default"/>
+                <w:lang w:val="en-US"/>
+              </w:rPr>
             </w:pPr>
             <w:r>
               <w:rPr>
                 <w:rFonts w:ascii="Times New Roman" w:hAnsi="Times New Roman"/>
                 <w:sz w:val="17"/>
               </w:rPr>
-              <w:t>27-28</w:t>
+              <w:t>2</w:t>
+            </w:r>
+            <w:r>
+              <w:rPr>
+                <w:rFonts w:hint="default"/>
+                <w:sz w:val="17"/>
+                <w:lang w:val="en-US"/>
+              </w:rPr>
+              <w:t>5</w:t>
+            </w:r>
+            <w:r>
+              <w:rPr>
+                <w:rFonts w:ascii="Times New Roman" w:hAnsi="Times New Roman"/>
+                <w:sz w:val="17"/>
+              </w:rPr>
+              <w:t>-2</w:t>
+            </w:r>
+            <w:r>
+              <w:rPr>
+                <w:rFonts w:hint="default"/>
+                <w:sz w:val="17"/>
+                <w:lang w:val="en-US"/>
+              </w:rPr>
+              <w:t>6</w:t>
             </w:r>
           </w:p>
         </w:tc>
@@ -2815,13 +3089,40 @@
             <w:pPr>
               <w:spacing w:after="0" w:line="240" w:lineRule="auto"/>
               <w:jc w:val="center"/>
+              <w:rPr>
+                <w:rFonts w:hint="default"/>
+                <w:lang w:val="en-US"/>
+              </w:rPr>
             </w:pPr>
             <w:r>
               <w:rPr>
                 <w:rFonts w:ascii="Times New Roman" w:hAnsi="Times New Roman"/>
                 <w:sz w:val="17"/>
               </w:rPr>
-              <w:t>29-31</w:t>
+              <w:t>2</w:t>
+            </w:r>
+            <w:r>
+              <w:rPr>
+                <w:rFonts w:hint="default"/>
+                <w:sz w:val="17"/>
+                <w:lang w:val="en-US"/>
+              </w:rPr>
+              <w:t>7</w:t>
+            </w:r>
+            <w:r>
+              <w:rPr>
+                <w:rFonts w:ascii="Times New Roman" w:hAnsi="Times New Roman"/>
+                <w:sz w:val="17"/>
+              </w:rPr>
+              <w:t>-</w:t>
+            </w:r>
+            <w:r>
+              <w:rPr>
+                <w:rFonts w:hint="default"/>
+                <w:sz w:val="17"/>
+                <w:lang w:val="en-US"/>
+              </w:rPr>
+              <w:t>29</w:t>
             </w:r>
           </w:p>
         </w:tc>
@@ -2911,13 +3212,17 @@
             <w:pPr>
               <w:spacing w:after="0" w:line="240" w:lineRule="auto"/>
               <w:jc w:val="center"/>
+              <w:rPr>
+                <w:rFonts w:hint="default"/>
+                <w:lang w:val="en-US"/>
+              </w:rPr>
             </w:pPr>
             <w:r>
               <w:rPr>
-                <w:rFonts w:ascii="Times New Roman" w:hAnsi="Times New Roman"/>
-                <w:sz w:val="17"/>
-              </w:rPr>
-              <w:t>32</w:t>
+                <w:rFonts w:hint="default"/>
+                <w:lang w:val="en-US"/>
+              </w:rPr>
+              <w:t>30</w:t>
             </w:r>
           </w:p>
         </w:tc>
@@ -3007,13 +3312,25 @@
             <w:pPr>
               <w:spacing w:after="0" w:line="240" w:lineRule="auto"/>
               <w:jc w:val="center"/>
+              <w:rPr>
+                <w:rFonts w:hint="default"/>
+                <w:lang w:val="en-US"/>
+              </w:rPr>
             </w:pPr>
             <w:r>
               <w:rPr>
                 <w:rFonts w:ascii="Times New Roman" w:hAnsi="Times New Roman"/>
                 <w:sz w:val="17"/>
               </w:rPr>
-              <w:t>32</w:t>
+              <w:t>3</w:t>
+            </w:r>
+            <w:r>
+              <w:rPr>
+                <w:rFonts w:hint="default"/>
+                <w:sz w:val="17"/>
+                <w:lang w:val="en-US"/>
+              </w:rPr>
+              <w:t>0</w:t>
             </w:r>
           </w:p>
         </w:tc>
@@ -3109,7 +3426,7 @@
     </w:p>
     <w:tbl>
       <w:tblPr>
-        <w:tblStyle w:val="35"/>
+        <w:tblStyle w:val="36"/>
         <w:tblW w:w="0" w:type="auto"/>
         <w:jc w:val="center"/>
         <w:tblBorders>
@@ -3989,7 +4306,7 @@
     </w:p>
     <w:p>
       <w:pPr>
-        <w:pStyle w:val="23"/>
+        <w:pStyle w:val="24"/>
         <w:spacing w:after="20"/>
       </w:pPr>
       <w:r>
@@ -4002,7 +4319,7 @@
     </w:p>
     <w:p>
       <w:pPr>
-        <w:pStyle w:val="23"/>
+        <w:pStyle w:val="24"/>
         <w:spacing w:after="20"/>
       </w:pPr>
       <w:r>
@@ -4015,7 +4332,7 @@
     </w:p>
     <w:p>
       <w:pPr>
-        <w:pStyle w:val="23"/>
+        <w:pStyle w:val="24"/>
         <w:spacing w:after="20"/>
       </w:pPr>
       <w:r>
@@ -4043,7 +4360,7 @@
     </w:p>
     <w:p>
       <w:pPr>
-        <w:pStyle w:val="23"/>
+        <w:pStyle w:val="24"/>
         <w:spacing w:after="20"/>
       </w:pPr>
       <w:r>
@@ -4056,7 +4373,7 @@
     </w:p>
     <w:p>
       <w:pPr>
-        <w:pStyle w:val="23"/>
+        <w:pStyle w:val="24"/>
         <w:spacing w:after="20"/>
       </w:pPr>
       <w:r>
@@ -4069,7 +4386,7 @@
     </w:p>
     <w:p>
       <w:pPr>
-        <w:pStyle w:val="23"/>
+        <w:pStyle w:val="24"/>
         <w:spacing w:after="20"/>
       </w:pPr>
       <w:r>
@@ -4082,7 +4399,7 @@
     </w:p>
     <w:p>
       <w:pPr>
-        <w:pStyle w:val="23"/>
+        <w:pStyle w:val="24"/>
         <w:spacing w:after="20"/>
       </w:pPr>
       <w:r>
@@ -4095,7 +4412,7 @@
     </w:p>
     <w:p>
       <w:pPr>
-        <w:pStyle w:val="23"/>
+        <w:pStyle w:val="24"/>
         <w:spacing w:after="20"/>
       </w:pPr>
       <w:r>
@@ -4108,7 +4425,7 @@
     </w:p>
     <w:p>
       <w:pPr>
-        <w:pStyle w:val="23"/>
+        <w:pStyle w:val="24"/>
         <w:numPr>
           <w:numId w:val="0"/>
         </w:numPr>
@@ -4122,7 +4439,7 @@
     </w:p>
     <w:p>
       <w:pPr>
-        <w:pStyle w:val="23"/>
+        <w:pStyle w:val="24"/>
         <w:numPr>
           <w:numId w:val="0"/>
         </w:numPr>
@@ -4136,7 +4453,7 @@
     </w:p>
     <w:p>
       <w:pPr>
-        <w:pStyle w:val="23"/>
+        <w:pStyle w:val="24"/>
         <w:numPr>
           <w:numId w:val="0"/>
         </w:numPr>
@@ -4150,7 +4467,7 @@
     </w:p>
     <w:p>
       <w:pPr>
-        <w:pStyle w:val="23"/>
+        <w:pStyle w:val="24"/>
         <w:numPr>
           <w:numId w:val="0"/>
         </w:numPr>
@@ -4181,6 +4498,18 @@
       <w:pPr>
         <w:keepNext/>
         <w:spacing w:before="80" w:after="60"/>
+        <w:rPr>
+          <w:rFonts w:ascii="Times New Roman" w:hAnsi="Times New Roman"/>
+          <w:b/>
+          <w:color w:val="C00000"/>
+          <w:sz w:val="28"/>
+        </w:rPr>
+      </w:pPr>
+    </w:p>
+    <w:p>
+      <w:pPr>
+        <w:keepNext/>
+        <w:spacing w:before="80" w:after="60"/>
       </w:pPr>
       <w:r>
         <w:rPr>
@@ -4196,6 +4525,12 @@
       <w:pPr>
         <w:spacing w:after="80" w:line="259" w:lineRule="auto"/>
         <w:jc w:val="both"/>
+        <w:rPr>
+          <w:rFonts w:ascii="Times New Roman" w:hAnsi="Times New Roman"/>
+          <w:b w:val="0"/>
+          <w:i w:val="0"/>
+          <w:sz w:val="22"/>
+        </w:rPr>
       </w:pPr>
       <w:r>
         <w:rPr>
@@ -4206,6 +4541,18 @@
         </w:rPr>
         <w:t>Hadoop services were started successfully on Windows. The JPS output confirms NameNode, DataNode, ResourceManager and NodeManager. JobHistoryServer was also started later for Pig execution.</w:t>
       </w:r>
+    </w:p>
+    <w:p>
+      <w:pPr>
+        <w:spacing w:after="80" w:line="259" w:lineRule="auto"/>
+        <w:jc w:val="both"/>
+        <w:rPr>
+          <w:rFonts w:ascii="Times New Roman" w:hAnsi="Times New Roman"/>
+          <w:b w:val="0"/>
+          <w:i w:val="0"/>
+          <w:sz w:val="22"/>
+        </w:rPr>
+      </w:pPr>
     </w:p>
     <w:p>
       <w:pPr>
@@ -4266,6 +4613,18 @@
         </w:rPr>
         <w:t>Hadoop services confirmed through JPS.</w:t>
       </w:r>
+    </w:p>
+    <w:p>
+      <w:pPr>
+        <w:keepNext/>
+        <w:spacing w:before="80" w:after="60"/>
+        <w:rPr>
+          <w:rFonts w:ascii="Times New Roman" w:hAnsi="Times New Roman"/>
+          <w:b/>
+          <w:color w:val="C00000"/>
+          <w:sz w:val="28"/>
+        </w:rPr>
+      </w:pPr>
     </w:p>
     <w:p>
       <w:pPr>
@@ -4381,6 +4740,12 @@
       <w:pPr>
         <w:spacing w:after="80" w:line="259" w:lineRule="auto"/>
         <w:jc w:val="both"/>
+        <w:rPr>
+          <w:rFonts w:ascii="Times New Roman" w:hAnsi="Times New Roman"/>
+          <w:b w:val="0"/>
+          <w:i w:val="0"/>
+          <w:sz w:val="22"/>
+        </w:rPr>
       </w:pPr>
       <w:r>
         <w:rPr>
@@ -4391,6 +4756,18 @@
         </w:rPr>
         <w:t>The cleaned TSV file keeps the ten expected fields in a Hadoop-friendly tab-separated format. The following screenshot shows the first five cleaned records.</w:t>
       </w:r>
+    </w:p>
+    <w:p>
+      <w:pPr>
+        <w:spacing w:after="80" w:line="259" w:lineRule="auto"/>
+        <w:jc w:val="both"/>
+        <w:rPr>
+          <w:rFonts w:ascii="Times New Roman" w:hAnsi="Times New Roman"/>
+          <w:b w:val="0"/>
+          <w:i w:val="0"/>
+          <w:sz w:val="22"/>
+        </w:rPr>
+      </w:pPr>
     </w:p>
     <w:p>
       <w:pPr>
@@ -4563,6 +4940,12 @@
       <w:pPr>
         <w:spacing w:after="80" w:line="259" w:lineRule="auto"/>
         <w:jc w:val="both"/>
+        <w:rPr>
+          <w:rFonts w:ascii="Times New Roman" w:hAnsi="Times New Roman"/>
+          <w:b w:val="0"/>
+          <w:i w:val="0"/>
+          <w:sz w:val="22"/>
+        </w:rPr>
       </w:pPr>
       <w:r>
         <w:rPr>
@@ -4573,6 +4956,18 @@
         </w:rPr>
         <w:t>The preprocessing script processed 568,454 CSV records, retained 568,452 valid records, removed 2 invalid records, and wrote a 299,117,356-byte TSV file.</w:t>
       </w:r>
+    </w:p>
+    <w:p>
+      <w:pPr>
+        <w:spacing w:after="80" w:line="259" w:lineRule="auto"/>
+        <w:jc w:val="both"/>
+        <w:rPr>
+          <w:rFonts w:ascii="Times New Roman" w:hAnsi="Times New Roman"/>
+          <w:b w:val="0"/>
+          <w:i w:val="0"/>
+          <w:sz w:val="22"/>
+        </w:rPr>
+      </w:pPr>
     </w:p>
     <w:p>
       <w:pPr>
@@ -4658,6 +5053,12 @@
       <w:pPr>
         <w:spacing w:after="80" w:line="259" w:lineRule="auto"/>
         <w:jc w:val="both"/>
+        <w:rPr>
+          <w:rFonts w:ascii="Times New Roman" w:hAnsi="Times New Roman"/>
+          <w:b w:val="0"/>
+          <w:i w:val="0"/>
+          <w:sz w:val="22"/>
+        </w:rPr>
       </w:pPr>
       <w:r>
         <w:rPr>
@@ -4668,6 +5069,18 @@
         </w:rPr>
         <w:t>The cleaned dataset was uploaded to /amazon/input/amazon_reviews.tsv. The HDFS listing reports approximately 285.3 MB.</w:t>
       </w:r>
+    </w:p>
+    <w:p>
+      <w:pPr>
+        <w:spacing w:after="80" w:line="259" w:lineRule="auto"/>
+        <w:jc w:val="both"/>
+        <w:rPr>
+          <w:rFonts w:ascii="Times New Roman" w:hAnsi="Times New Roman"/>
+          <w:b w:val="0"/>
+          <w:i w:val="0"/>
+          <w:sz w:val="22"/>
+        </w:rPr>
+      </w:pPr>
     </w:p>
     <w:p>
       <w:pPr>
@@ -6113,8 +6526,8 @@
       <w:r>
         <w:drawing>
           <wp:inline distT="0" distB="0" distL="114300" distR="114300">
-            <wp:extent cx="5715000" cy="2847975"/>
-            <wp:effectExtent l="0" t="0" r="0" b="1905"/>
+            <wp:extent cx="5397500" cy="2689860"/>
+            <wp:effectExtent l="0" t="0" r="12700" b="7620"/>
             <wp:docPr id="9" name="Picture 9"/>
             <wp:cNvGraphicFramePr>
               <a:graphicFrameLocks xmlns:a="http://schemas.openxmlformats.org/drawingml/2006/main" noChangeAspect="1"/>
@@ -6137,7 +6550,7 @@
                   <pic:spPr>
                     <a:xfrm>
                       <a:off x="0" y="0"/>
-                      <a:ext cx="5715000" cy="2848332"/>
+                      <a:ext cx="5397500" cy="2689860"/>
                     </a:xfrm>
                     <a:prstGeom prst="rect">
                       <a:avLst/>
@@ -6173,7 +6586,7 @@
     </w:p>
     <w:tbl>
       <w:tblPr>
-        <w:tblStyle w:val="35"/>
+        <w:tblStyle w:val="36"/>
         <w:tblW w:w="0" w:type="auto"/>
         <w:jc w:val="center"/>
         <w:tblBorders>
@@ -7011,8 +7424,8 @@
       <w:r>
         <w:drawing>
           <wp:inline distT="0" distB="0" distL="114300" distR="114300">
-            <wp:extent cx="5623560" cy="3118485"/>
-            <wp:effectExtent l="0" t="0" r="0" b="5715"/>
+            <wp:extent cx="5004435" cy="2774950"/>
+            <wp:effectExtent l="0" t="0" r="9525" b="13970"/>
             <wp:docPr id="11" name="Picture 11"/>
             <wp:cNvGraphicFramePr>
               <a:graphicFrameLocks xmlns:a="http://schemas.openxmlformats.org/drawingml/2006/main" noChangeAspect="1"/>
@@ -7035,7 +7448,7 @@
                   <pic:spPr>
                     <a:xfrm>
                       <a:off x="0" y="0"/>
-                      <a:ext cx="5623560" cy="3118743"/>
+                      <a:ext cx="5004435" cy="2774950"/>
                     </a:xfrm>
                     <a:prstGeom prst="rect">
                       <a:avLst/>
@@ -7766,15 +8179,16 @@
       </w:r>
     </w:p>
     <w:p>
-      <w:r>
-        <w:br w:type="page"/>
-      </w:r>
+      <w:pPr>
+        <w:rPr>
+          <w:rFonts w:ascii="Times New Roman" w:hAnsi="Times New Roman"/>
+          <w:b/>
+          <w:color w:val="008000"/>
+          <w:sz w:val="28"/>
+        </w:rPr>
+      </w:pPr>
     </w:p>
     <w:p>
-      <w:pPr>
-        <w:keepNext/>
-        <w:spacing w:before="80" w:after="60"/>
-      </w:pPr>
       <w:r>
         <w:rPr>
           <w:rFonts w:ascii="Times New Roman" w:hAnsi="Times New Roman"/>
@@ -8231,8 +8645,8 @@
       <w:r>
         <w:drawing>
           <wp:inline distT="0" distB="0" distL="114300" distR="114300">
-            <wp:extent cx="5897880" cy="2807335"/>
-            <wp:effectExtent l="0" t="0" r="0" b="12065"/>
+            <wp:extent cx="5897880" cy="3283585"/>
+            <wp:effectExtent l="0" t="0" r="0" b="8255"/>
             <wp:docPr id="12" name="Picture 12"/>
             <wp:cNvGraphicFramePr>
               <a:graphicFrameLocks xmlns:a="http://schemas.openxmlformats.org/drawingml/2006/main" noChangeAspect="1"/>
@@ -8255,7 +8669,7 @@
                   <pic:spPr>
                     <a:xfrm>
                       <a:off x="0" y="0"/>
-                      <a:ext cx="5897880" cy="2807776"/>
+                      <a:ext cx="5897880" cy="3283585"/>
                     </a:xfrm>
                     <a:prstGeom prst="rect">
                       <a:avLst/>
@@ -8284,15 +8698,16 @@
       </w:r>
     </w:p>
     <w:p>
-      <w:r>
-        <w:br w:type="page"/>
-      </w:r>
+      <w:pPr>
+        <w:rPr>
+          <w:rFonts w:ascii="Times New Roman" w:hAnsi="Times New Roman"/>
+          <w:b/>
+          <w:color w:val="008000"/>
+          <w:sz w:val="28"/>
+        </w:rPr>
+      </w:pPr>
     </w:p>
     <w:p>
-      <w:pPr>
-        <w:keepNext/>
-        <w:spacing w:before="80" w:after="60"/>
-      </w:pPr>
       <w:r>
         <w:rPr>
           <w:rFonts w:ascii="Times New Roman" w:hAnsi="Times New Roman"/>
@@ -8381,9 +8796,21 @@
         </w:rPr>
       </w:pPr>
     </w:p>
+    <w:p>
+      <w:pPr>
+        <w:spacing w:after="80"/>
+        <w:jc w:val="center"/>
+        <w:rPr>
+          <w:rFonts w:ascii="Times New Roman" w:hAnsi="Times New Roman"/>
+          <w:i/>
+          <w:color w:val="5A5A5A"/>
+          <w:sz w:val="16"/>
+        </w:rPr>
+      </w:pPr>
+    </w:p>
     <w:tbl>
       <w:tblPr>
-        <w:tblStyle w:val="35"/>
+        <w:tblStyle w:val="36"/>
         <w:tblW w:w="0" w:type="auto"/>
         <w:jc w:val="center"/>
         <w:tblBorders>
@@ -8841,6 +9268,18 @@
     <w:p>
       <w:pPr>
         <w:spacing w:after="20"/>
+      </w:pPr>
+    </w:p>
+    <w:p>
+      <w:pPr>
+        <w:spacing w:after="80" w:line="259" w:lineRule="auto"/>
+        <w:jc w:val="both"/>
+        <w:rPr>
+          <w:rFonts w:ascii="Times New Roman" w:hAnsi="Times New Roman"/>
+          <w:b w:val="0"/>
+          <w:i w:val="0"/>
+          <w:sz w:val="22"/>
+        </w:rPr>
       </w:pPr>
     </w:p>
     <w:p>
@@ -10334,7 +10773,7 @@
     </w:p>
     <w:tbl>
       <w:tblPr>
-        <w:tblStyle w:val="35"/>
+        <w:tblStyle w:val="36"/>
         <w:tblW w:w="0" w:type="auto"/>
         <w:jc w:val="center"/>
         <w:tblBorders>
@@ -11649,7 +12088,7 @@
     </w:p>
     <w:tbl>
       <w:tblPr>
-        <w:tblStyle w:val="35"/>
+        <w:tblStyle w:val="36"/>
         <w:tblW w:w="0" w:type="auto"/>
         <w:jc w:val="center"/>
         <w:tblBorders>
@@ -12640,7 +13079,7 @@
     </w:p>
     <w:tbl>
       <w:tblPr>
-        <w:tblStyle w:val="35"/>
+        <w:tblStyle w:val="36"/>
         <w:tblW w:w="0" w:type="auto"/>
         <w:jc w:val="center"/>
         <w:tblBorders>
@@ -14052,8 +14491,8 @@
       <w:r>
         <w:drawing>
           <wp:inline distT="0" distB="0" distL="114300" distR="114300">
-            <wp:extent cx="5623560" cy="3118485"/>
-            <wp:effectExtent l="0" t="0" r="0" b="5715"/>
+            <wp:extent cx="5330190" cy="2955925"/>
+            <wp:effectExtent l="0" t="0" r="3810" b="635"/>
             <wp:docPr id="22" name="Picture 22"/>
             <wp:cNvGraphicFramePr>
               <a:graphicFrameLocks xmlns:a="http://schemas.openxmlformats.org/drawingml/2006/main" noChangeAspect="1"/>
@@ -14076,7 +14515,7 @@
                   <pic:spPr>
                     <a:xfrm>
                       <a:off x="0" y="0"/>
-                      <a:ext cx="5623560" cy="3118743"/>
+                      <a:ext cx="5330190" cy="2955925"/>
                     </a:xfrm>
                     <a:prstGeom prst="rect">
                       <a:avLst/>
@@ -14610,7 +15049,7 @@
     </w:p>
     <w:tbl>
       <w:tblPr>
-        <w:tblStyle w:val="35"/>
+        <w:tblStyle w:val="36"/>
         <w:tblW w:w="0" w:type="auto"/>
         <w:jc w:val="center"/>
         <w:tblBorders>
@@ -15929,7 +16368,7 @@
     </w:p>
     <w:tbl>
       <w:tblPr>
-        <w:tblStyle w:val="35"/>
+        <w:tblStyle w:val="36"/>
         <w:tblW w:w="0" w:type="auto"/>
         <w:jc w:val="center"/>
         <w:tblBorders>
@@ -17376,7 +17815,7 @@
     </w:p>
     <w:tbl>
       <w:tblPr>
-        <w:tblStyle w:val="35"/>
+        <w:tblStyle w:val="36"/>
         <w:tblW w:w="0" w:type="auto"/>
         <w:jc w:val="center"/>
         <w:tblBorders>
@@ -18196,6 +18635,12 @@
       <w:pPr>
         <w:spacing w:after="80" w:line="259" w:lineRule="auto"/>
         <w:jc w:val="left"/>
+        <w:rPr>
+          <w:rFonts w:ascii="Times New Roman" w:hAnsi="Times New Roman"/>
+          <w:b w:val="0"/>
+          <w:i w:val="0"/>
+          <w:sz w:val="22"/>
+        </w:rPr>
       </w:pPr>
       <w:r>
         <w:rPr>
@@ -18204,7 +18649,151 @@
           <w:i w:val="0"/>
           <w:sz w:val="22"/>
         </w:rPr>
-        <w:t>4. Reference project: https://github.com/SiddhiPrabhu1995/YouTube-Data-Analysis-using-Hadoop</w:t>
+        <w:t xml:space="preserve">4. Reference project: </w:t>
+      </w:r>
+      <w:r>
+        <w:rPr>
+          <w:rFonts w:ascii="Times New Roman" w:hAnsi="Times New Roman"/>
+          <w:b w:val="0"/>
+          <w:i w:val="0"/>
+          <w:sz w:val="22"/>
+        </w:rPr>
+        <w:fldChar w:fldCharType="begin"/>
+      </w:r>
+      <w:r>
+        <w:rPr>
+          <w:rFonts w:ascii="Times New Roman" w:hAnsi="Times New Roman"/>
+          <w:b w:val="0"/>
+          <w:i w:val="0"/>
+          <w:sz w:val="22"/>
+        </w:rPr>
+        <w:instrText xml:space="preserve"> HYPERLINK "https://github.com/SiddhiPrabhu1995/YouTube-Data-Analysis-using-Hadoop" </w:instrText>
+      </w:r>
+      <w:r>
+        <w:rPr>
+          <w:rFonts w:ascii="Times New Roman" w:hAnsi="Times New Roman"/>
+          <w:b w:val="0"/>
+          <w:i w:val="0"/>
+          <w:sz w:val="22"/>
+        </w:rPr>
+        <w:fldChar w:fldCharType="separate"/>
+      </w:r>
+      <w:r>
+        <w:rPr>
+          <w:rStyle w:val="20"/>
+          <w:rFonts w:ascii="Times New Roman" w:hAnsi="Times New Roman"/>
+          <w:b w:val="0"/>
+          <w:i w:val="0"/>
+          <w:sz w:val="22"/>
+        </w:rPr>
+        <w:t>https://github.com/SiddhiPrabhu1995/YouTube-Data-Analysis-using-Hadoop</w:t>
+      </w:r>
+      <w:r>
+        <w:rPr>
+          <w:rFonts w:ascii="Times New Roman" w:hAnsi="Times New Roman"/>
+          <w:b w:val="0"/>
+          <w:i w:val="0"/>
+          <w:sz w:val="22"/>
+        </w:rPr>
+        <w:fldChar w:fldCharType="end"/>
+      </w:r>
+    </w:p>
+    <w:p>
+      <w:pPr>
+        <w:spacing w:after="80" w:line="259" w:lineRule="auto"/>
+        <w:jc w:val="left"/>
+        <w:rPr>
+          <w:rFonts w:hint="default" w:ascii="Times New Roman" w:hAnsi="Times New Roman" w:cs="Times New Roman"/>
+          <w:b w:val="0"/>
+          <w:bCs w:val="0"/>
+          <w:i w:val="0"/>
+          <w:sz w:val="22"/>
+          <w:szCs w:val="22"/>
+        </w:rPr>
+      </w:pPr>
+      <w:r>
+        <w:rPr>
+          <w:rStyle w:val="34"/>
+          <w:rFonts w:hint="default" w:eastAsia="SimSun" w:cs="Times New Roman"/>
+          <w:b w:val="0"/>
+          <w:bCs w:val="0"/>
+          <w:sz w:val="22"/>
+          <w:szCs w:val="22"/>
+          <w:lang w:val="en-US"/>
+        </w:rPr>
+        <w:t xml:space="preserve">5. </w:t>
+      </w:r>
+      <w:r>
+        <w:rPr>
+          <w:rStyle w:val="34"/>
+          <w:rFonts w:hint="default" w:ascii="Times New Roman" w:hAnsi="Times New Roman" w:eastAsia="SimSun" w:cs="Times New Roman"/>
+          <w:b w:val="0"/>
+          <w:bCs w:val="0"/>
+          <w:sz w:val="22"/>
+          <w:szCs w:val="22"/>
+        </w:rPr>
+        <w:t>Project GitHub Repository:</w:t>
+      </w:r>
+      <w:r>
+        <w:rPr>
+          <w:rFonts w:hint="default" w:ascii="Times New Roman" w:hAnsi="Times New Roman" w:eastAsia="SimSun" w:cs="Times New Roman"/>
+          <w:b w:val="0"/>
+          <w:bCs w:val="0"/>
+          <w:sz w:val="22"/>
+          <w:szCs w:val="22"/>
+        </w:rPr>
+        <w:t xml:space="preserve"> </w:t>
+      </w:r>
+      <w:r>
+        <w:rPr>
+          <w:rFonts w:hint="default" w:ascii="Times New Roman" w:hAnsi="Times New Roman" w:eastAsia="SimSun" w:cs="Times New Roman"/>
+          <w:b w:val="0"/>
+          <w:bCs w:val="0"/>
+          <w:sz w:val="22"/>
+          <w:szCs w:val="22"/>
+        </w:rPr>
+        <w:fldChar w:fldCharType="begin"/>
+      </w:r>
+      <w:r>
+        <w:rPr>
+          <w:rFonts w:hint="default" w:ascii="Times New Roman" w:hAnsi="Times New Roman" w:eastAsia="SimSun" w:cs="Times New Roman"/>
+          <w:b w:val="0"/>
+          <w:bCs w:val="0"/>
+          <w:sz w:val="22"/>
+          <w:szCs w:val="22"/>
+        </w:rPr>
+        <w:instrText xml:space="preserve"> HYPERLINK "https://github.com/Sharif1023/BDAL-Final" \t "_new" </w:instrText>
+      </w:r>
+      <w:r>
+        <w:rPr>
+          <w:rFonts w:hint="default" w:ascii="Times New Roman" w:hAnsi="Times New Roman" w:eastAsia="SimSun" w:cs="Times New Roman"/>
+          <w:b w:val="0"/>
+          <w:bCs w:val="0"/>
+          <w:sz w:val="22"/>
+          <w:szCs w:val="22"/>
+        </w:rPr>
+        <w:fldChar w:fldCharType="separate"/>
+      </w:r>
+      <w:r>
+        <w:rPr>
+          <w:rStyle w:val="20"/>
+          <w:rFonts w:hint="default" w:ascii="Times New Roman" w:hAnsi="Times New Roman" w:eastAsia="SimSun" w:cs="Times New Roman"/>
+          <w:b w:val="0"/>
+          <w:bCs w:val="0"/>
+          <w:sz w:val="22"/>
+          <w:szCs w:val="22"/>
+        </w:rPr>
+        <w:t>https://github.com/Sharif1023/BDAL-Final</w:t>
+      </w:r>
+      <w:r>
+        <w:rPr>
+          <w:rFonts w:hint="default" w:ascii="Times New Roman" w:hAnsi="Times New Roman" w:eastAsia="SimSun" w:cs="Times New Roman"/>
+          <w:b w:val="0"/>
+          <w:bCs w:val="0"/>
+          <w:sz w:val="22"/>
+          <w:szCs w:val="22"/>
+        </w:rPr>
+        <w:fldChar w:fldCharType="end"/>
       </w:r>
     </w:p>
     <w:sectPr>
@@ -18316,7 +18905,7 @@
     <w:lvl w:ilvl="0" w:tentative="0">
       <w:start w:val="1"/>
       <w:numFmt w:val="decimal"/>
-      <w:pStyle w:val="31"/>
+      <w:pStyle w:val="32"/>
       <w:lvlText w:val="%1."/>
       <w:lvlJc w:val="left"/>
       <w:pPr>
@@ -18334,7 +18923,7 @@
     <w:lvl w:ilvl="0" w:tentative="0">
       <w:start w:val="1"/>
       <w:numFmt w:val="decimal"/>
-      <w:pStyle w:val="30"/>
+      <w:pStyle w:val="31"/>
       <w:lvlText w:val="%1."/>
       <w:lvlJc w:val="left"/>
       <w:pPr>
@@ -18352,7 +18941,7 @@
     <w:lvl w:ilvl="0" w:tentative="0">
       <w:start w:val="1"/>
       <w:numFmt w:val="bullet"/>
-      <w:pStyle w:val="25"/>
+      <w:pStyle w:val="26"/>
       <w:lvlText w:val=""/>
       <w:lvlJc w:val="left"/>
       <w:pPr>
@@ -18373,7 +18962,7 @@
     <w:lvl w:ilvl="0" w:tentative="0">
       <w:start w:val="1"/>
       <w:numFmt w:val="bullet"/>
-      <w:pStyle w:val="24"/>
+      <w:pStyle w:val="25"/>
       <w:lvlText w:val=""/>
       <w:lvlJc w:val="left"/>
       <w:pPr>
@@ -18394,7 +18983,7 @@
     <w:lvl w:ilvl="0" w:tentative="0">
       <w:start w:val="1"/>
       <w:numFmt w:val="decimal"/>
-      <w:pStyle w:val="29"/>
+      <w:pStyle w:val="30"/>
       <w:lvlText w:val="%1."/>
       <w:lvlJc w:val="left"/>
       <w:pPr>
@@ -18412,7 +19001,7 @@
     <w:lvl w:ilvl="0" w:tentative="0">
       <w:start w:val="1"/>
       <w:numFmt w:val="bullet"/>
-      <w:pStyle w:val="23"/>
+      <w:pStyle w:val="24"/>
       <w:lvlText w:val=""/>
       <w:lvlJc w:val="left"/>
       <w:pPr>
@@ -18452,7 +19041,7 @@
   <w:docDefaults>
     <w:rPrDefault>
       <w:rPr>
-        <w:rFonts w:asciiTheme="minorHAnsi" w:hAnsiTheme="minorHAnsi" w:eastAsiaTheme="minorEastAsia" w:cstheme="minorBidi"/>
+        <w:rFonts w:ascii="Times New Roman" w:hAnsi="Times New Roman" w:eastAsia="SimSun" w:cs="Times New Roman"/>
       </w:rPr>
     </w:rPrDefault>
     <w:pPrDefault/>
@@ -18729,7 +19318,7 @@
     <w:name w:val="heading 1"/>
     <w:basedOn w:val="1"/>
     <w:next w:val="1"/>
-    <w:link w:val="138"/>
+    <w:link w:val="139"/>
     <w:qFormat/>
     <w:uiPriority w:val="9"/>
     <w:pPr>
@@ -18751,7 +19340,7 @@
     <w:name w:val="heading 2"/>
     <w:basedOn w:val="1"/>
     <w:next w:val="1"/>
-    <w:link w:val="139"/>
+    <w:link w:val="140"/>
     <w:unhideWhenUsed/>
     <w:qFormat/>
     <w:uiPriority w:val="9"/>
@@ -18779,7 +19368,7 @@
     <w:name w:val="heading 3"/>
     <w:basedOn w:val="1"/>
     <w:next w:val="1"/>
-    <w:link w:val="140"/>
+    <w:link w:val="141"/>
     <w:unhideWhenUsed/>
     <w:qFormat/>
     <w:uiPriority w:val="9"/>
@@ -18805,7 +19394,7 @@
     <w:name w:val="heading 4"/>
     <w:basedOn w:val="1"/>
     <w:next w:val="1"/>
-    <w:link w:val="150"/>
+    <w:link w:val="151"/>
     <w:semiHidden/>
     <w:unhideWhenUsed/>
     <w:qFormat/>
@@ -18834,7 +19423,7 @@
     <w:name w:val="heading 5"/>
     <w:basedOn w:val="1"/>
     <w:next w:val="1"/>
-    <w:link w:val="151"/>
+    <w:link w:val="152"/>
     <w:semiHidden/>
     <w:unhideWhenUsed/>
     <w:qFormat/>
@@ -18854,7 +19443,7 @@
     <w:name w:val="heading 6"/>
     <w:basedOn w:val="1"/>
     <w:next w:val="1"/>
-    <w:link w:val="152"/>
+    <w:link w:val="153"/>
     <w:semiHidden/>
     <w:unhideWhenUsed/>
     <w:qFormat/>
@@ -18876,7 +19465,7 @@
     <w:name w:val="heading 7"/>
     <w:basedOn w:val="1"/>
     <w:next w:val="1"/>
-    <w:link w:val="153"/>
+    <w:link w:val="154"/>
     <w:semiHidden/>
     <w:unhideWhenUsed/>
     <w:qFormat/>
@@ -18906,7 +19495,7 @@
     <w:name w:val="heading 8"/>
     <w:basedOn w:val="1"/>
     <w:next w:val="1"/>
-    <w:link w:val="154"/>
+    <w:link w:val="155"/>
     <w:semiHidden/>
     <w:unhideWhenUsed/>
     <w:qFormat/>
@@ -18933,7 +19522,7 @@
     <w:name w:val="heading 9"/>
     <w:basedOn w:val="1"/>
     <w:next w:val="1"/>
-    <w:link w:val="155"/>
+    <w:link w:val="156"/>
     <w:semiHidden/>
     <w:unhideWhenUsed/>
     <w:qFormat/>
@@ -18986,7 +19575,7 @@
   <w:style w:type="paragraph" w:styleId="13">
     <w:name w:val="Body Text"/>
     <w:basedOn w:val="1"/>
-    <w:link w:val="144"/>
+    <w:link w:val="145"/>
     <w:unhideWhenUsed/>
     <w:qFormat/>
     <w:uiPriority w:val="99"/>
@@ -18997,7 +19586,7 @@
   <w:style w:type="paragraph" w:styleId="14">
     <w:name w:val="Body Text 2"/>
     <w:basedOn w:val="1"/>
-    <w:link w:val="145"/>
+    <w:link w:val="146"/>
     <w:unhideWhenUsed/>
     <w:qFormat/>
     <w:uiPriority w:val="99"/>
@@ -19008,7 +19597,7 @@
   <w:style w:type="paragraph" w:styleId="15">
     <w:name w:val="Body Text 3"/>
     <w:basedOn w:val="1"/>
-    <w:link w:val="146"/>
+    <w:link w:val="147"/>
     <w:unhideWhenUsed/>
     <w:qFormat/>
     <w:uiPriority w:val="99"/>
@@ -19057,7 +19646,7 @@
   <w:style w:type="paragraph" w:styleId="18">
     <w:name w:val="footer"/>
     <w:basedOn w:val="1"/>
-    <w:link w:val="136"/>
+    <w:link w:val="137"/>
     <w:unhideWhenUsed/>
     <w:qFormat/>
     <w:uiPriority w:val="99"/>
@@ -19072,7 +19661,7 @@
   <w:style w:type="paragraph" w:styleId="19">
     <w:name w:val="header"/>
     <w:basedOn w:val="1"/>
-    <w:link w:val="135"/>
+    <w:link w:val="136"/>
     <w:unhideWhenUsed/>
     <w:qFormat/>
     <w:uiPriority w:val="99"/>
@@ -19084,7 +19673,18 @@
       <w:spacing w:after="0" w:line="240" w:lineRule="auto"/>
     </w:pPr>
   </w:style>
-  <w:style w:type="paragraph" w:styleId="20">
+  <w:style w:type="character" w:styleId="20">
+    <w:name w:val="Hyperlink"/>
+    <w:basedOn w:val="11"/>
+    <w:semiHidden/>
+    <w:unhideWhenUsed/>
+    <w:uiPriority w:val="99"/>
+    <w:rPr>
+      <w:color w:val="0000FF"/>
+      <w:u w:val="single"/>
+    </w:rPr>
+  </w:style>
+  <w:style w:type="paragraph" w:styleId="21">
     <w:name w:val="List"/>
     <w:basedOn w:val="1"/>
     <w:unhideWhenUsed/>
@@ -19095,7 +19695,7 @@
       <w:contextualSpacing/>
     </w:pPr>
   </w:style>
-  <w:style w:type="paragraph" w:styleId="21">
+  <w:style w:type="paragraph" w:styleId="22">
     <w:name w:val="List 2"/>
     <w:basedOn w:val="1"/>
     <w:unhideWhenUsed/>
@@ -19106,7 +19706,7 @@
       <w:contextualSpacing/>
     </w:pPr>
   </w:style>
-  <w:style w:type="paragraph" w:styleId="22">
+  <w:style w:type="paragraph" w:styleId="23">
     <w:name w:val="List 3"/>
     <w:basedOn w:val="1"/>
     <w:unhideWhenUsed/>
@@ -19117,7 +19717,7 @@
       <w:contextualSpacing/>
     </w:pPr>
   </w:style>
-  <w:style w:type="paragraph" w:styleId="23">
+  <w:style w:type="paragraph" w:styleId="24">
     <w:name w:val="List Bullet"/>
     <w:basedOn w:val="1"/>
     <w:unhideWhenUsed/>
@@ -19135,7 +19735,7 @@
       <w:sz w:val="22"/>
     </w:rPr>
   </w:style>
-  <w:style w:type="paragraph" w:styleId="24">
+  <w:style w:type="paragraph" w:styleId="25">
     <w:name w:val="List Bullet 2"/>
     <w:basedOn w:val="1"/>
     <w:unhideWhenUsed/>
@@ -19149,7 +19749,7 @@
       <w:contextualSpacing/>
     </w:pPr>
   </w:style>
-  <w:style w:type="paragraph" w:styleId="25">
+  <w:style w:type="paragraph" w:styleId="26">
     <w:name w:val="List Bullet 3"/>
     <w:basedOn w:val="1"/>
     <w:unhideWhenUsed/>
@@ -19163,7 +19763,7 @@
       <w:contextualSpacing/>
     </w:pPr>
   </w:style>
-  <w:style w:type="paragraph" w:styleId="26">
+  <w:style w:type="paragraph" w:styleId="27">
     <w:name w:val="List Continue"/>
     <w:basedOn w:val="1"/>
     <w:unhideWhenUsed/>
@@ -19175,7 +19775,7 @@
       <w:contextualSpacing/>
     </w:pPr>
   </w:style>
-  <w:style w:type="paragraph" w:styleId="27">
+  <w:style w:type="paragraph" w:styleId="28">
     <w:name w:val="List Continue 2"/>
     <w:basedOn w:val="1"/>
     <w:unhideWhenUsed/>
@@ -19186,7 +19786,7 @@
       <w:contextualSpacing/>
     </w:pPr>
   </w:style>
-  <w:style w:type="paragraph" w:styleId="28">
+  <w:style w:type="paragraph" w:styleId="29">
     <w:name w:val="List Continue 3"/>
     <w:basedOn w:val="1"/>
     <w:unhideWhenUsed/>
@@ -19198,7 +19798,7 @@
       <w:contextualSpacing/>
     </w:pPr>
   </w:style>
-  <w:style w:type="paragraph" w:styleId="29">
+  <w:style w:type="paragraph" w:styleId="30">
     <w:name w:val="List Number"/>
     <w:basedOn w:val="1"/>
     <w:unhideWhenUsed/>
@@ -19211,7 +19811,7 @@
       <w:contextualSpacing/>
     </w:pPr>
   </w:style>
-  <w:style w:type="paragraph" w:styleId="30">
+  <w:style w:type="paragraph" w:styleId="31">
     <w:name w:val="List Number 2"/>
     <w:basedOn w:val="1"/>
     <w:unhideWhenUsed/>
@@ -19225,7 +19825,7 @@
       <w:contextualSpacing/>
     </w:pPr>
   </w:style>
-  <w:style w:type="paragraph" w:styleId="31">
+  <w:style w:type="paragraph" w:styleId="32">
     <w:name w:val="List Number 3"/>
     <w:basedOn w:val="1"/>
     <w:unhideWhenUsed/>
@@ -19239,9 +19839,9 @@
       <w:contextualSpacing/>
     </w:pPr>
   </w:style>
-  <w:style w:type="paragraph" w:styleId="32">
+  <w:style w:type="paragraph" w:styleId="33">
     <w:name w:val="macro"/>
-    <w:link w:val="147"/>
+    <w:link w:val="148"/>
     <w:unhideWhenUsed/>
     <w:qFormat/>
     <w:uiPriority w:val="99"/>
@@ -19264,7 +19864,7 @@
       <w:lang w:val="en-US" w:eastAsia="en-US" w:bidi="ar-SA"/>
     </w:rPr>
   </w:style>
-  <w:style w:type="character" w:styleId="33">
+  <w:style w:type="character" w:styleId="34">
     <w:name w:val="Strong"/>
     <w:basedOn w:val="11"/>
     <w:qFormat/>
@@ -19274,11 +19874,11 @@
       <w:bCs/>
     </w:rPr>
   </w:style>
-  <w:style w:type="paragraph" w:styleId="34">
+  <w:style w:type="paragraph" w:styleId="35">
     <w:name w:val="Subtitle"/>
     <w:basedOn w:val="1"/>
     <w:next w:val="1"/>
-    <w:link w:val="142"/>
+    <w:link w:val="143"/>
     <w:qFormat/>
     <w:uiPriority w:val="11"/>
     <w:rPr>
@@ -19296,7 +19896,7 @@
       </w14:textFill>
     </w:rPr>
   </w:style>
-  <w:style w:type="table" w:styleId="35">
+  <w:style w:type="table" w:styleId="36">
     <w:name w:val="Table Grid"/>
     <w:basedOn w:val="12"/>
     <w:qFormat/>
@@ -19321,11 +19921,11 @@
       </w:tblCellMar>
     </w:tblPr>
   </w:style>
-  <w:style w:type="paragraph" w:styleId="36">
+  <w:style w:type="paragraph" w:styleId="37">
     <w:name w:val="Title"/>
     <w:basedOn w:val="1"/>
     <w:next w:val="1"/>
-    <w:link w:val="141"/>
+    <w:link w:val="142"/>
     <w:qFormat/>
     <w:uiPriority w:val="10"/>
     <w:pPr>
@@ -19344,7 +19944,7 @@
       <w:szCs w:val="52"/>
     </w:rPr>
   </w:style>
-  <w:style w:type="table" w:styleId="37">
+  <w:style w:type="table" w:styleId="38">
     <w:name w:val="Light Shading"/>
     <w:basedOn w:val="12"/>
     <w:qFormat/>
@@ -19444,7 +20044,7 @@
       </w:tcPr>
     </w:tblStylePr>
   </w:style>
-  <w:style w:type="table" w:styleId="38">
+  <w:style w:type="table" w:styleId="39">
     <w:name w:val="Light Shading Accent 1"/>
     <w:basedOn w:val="12"/>
     <w:qFormat/>
@@ -19544,7 +20144,7 @@
       </w:tcPr>
     </w:tblStylePr>
   </w:style>
-  <w:style w:type="table" w:styleId="39">
+  <w:style w:type="table" w:styleId="40">
     <w:name w:val="Light Shading Accent 2"/>
     <w:basedOn w:val="12"/>
     <w:qFormat/>
@@ -19644,7 +20244,7 @@
       </w:tcPr>
     </w:tblStylePr>
   </w:style>
-  <w:style w:type="table" w:styleId="40">
+  <w:style w:type="table" w:styleId="41">
     <w:name w:val="Light Shading Accent 3"/>
     <w:basedOn w:val="12"/>
     <w:qFormat/>
@@ -19744,7 +20344,7 @@
       </w:tcPr>
     </w:tblStylePr>
   </w:style>
-  <w:style w:type="table" w:styleId="41">
+  <w:style w:type="table" w:styleId="42">
     <w:name w:val="Light Shading Accent 4"/>
     <w:basedOn w:val="12"/>
     <w:qFormat/>
@@ -19844,7 +20444,7 @@
       </w:tcPr>
     </w:tblStylePr>
   </w:style>
-  <w:style w:type="table" w:styleId="42">
+  <w:style w:type="table" w:styleId="43">
     <w:name w:val="Light Shading Accent 5"/>
     <w:basedOn w:val="12"/>
     <w:qFormat/>
@@ -19944,7 +20544,7 @@
       </w:tcPr>
     </w:tblStylePr>
   </w:style>
-  <w:style w:type="table" w:styleId="43">
+  <w:style w:type="table" w:styleId="44">
     <w:name w:val="Light Shading Accent 6"/>
     <w:basedOn w:val="12"/>
     <w:qFormat/>
@@ -20044,7 +20644,7 @@
       </w:tcPr>
     </w:tblStylePr>
   </w:style>
-  <w:style w:type="table" w:styleId="44">
+  <w:style w:type="table" w:styleId="45">
     <w:name w:val="Light List"/>
     <w:basedOn w:val="12"/>
     <w:qFormat/>
@@ -20138,7 +20738,7 @@
       </w:tcPr>
     </w:tblStylePr>
   </w:style>
-  <w:style w:type="table" w:styleId="45">
+  <w:style w:type="table" w:styleId="46">
     <w:name w:val="Light List Accent 1"/>
     <w:basedOn w:val="12"/>
     <w:qFormat/>
@@ -20232,7 +20832,7 @@
       </w:tcPr>
     </w:tblStylePr>
   </w:style>
-  <w:style w:type="table" w:styleId="46">
+  <w:style w:type="table" w:styleId="47">
     <w:name w:val="Light List Accent 2"/>
     <w:basedOn w:val="12"/>
     <w:qFormat/>
@@ -20326,7 +20926,7 @@
       </w:tcPr>
     </w:tblStylePr>
   </w:style>
-  <w:style w:type="table" w:styleId="47">
+  <w:style w:type="table" w:styleId="48">
     <w:name w:val="Light List Accent 3"/>
     <w:basedOn w:val="12"/>
     <w:qFormat/>
@@ -20420,7 +21020,7 @@
       </w:tcPr>
     </w:tblStylePr>
   </w:style>
-  <w:style w:type="table" w:styleId="48">
+  <w:style w:type="table" w:styleId="49">
     <w:name w:val="Light List Accent 4"/>
     <w:basedOn w:val="12"/>
     <w:qFormat/>
@@ -20514,7 +21114,7 @@
       </w:tcPr>
     </w:tblStylePr>
   </w:style>
-  <w:style w:type="table" w:styleId="49">
+  <w:style w:type="table" w:styleId="50">
     <w:name w:val="Light List Accent 5"/>
     <w:basedOn w:val="12"/>
     <w:qFormat/>
@@ -20608,7 +21208,7 @@
       </w:tcPr>
     </w:tblStylePr>
   </w:style>
-  <w:style w:type="table" w:styleId="50">
+  <w:style w:type="table" w:styleId="51">
     <w:name w:val="Light List Accent 6"/>
     <w:basedOn w:val="12"/>
     <w:qFormat/>
@@ -20702,7 +21302,7 @@
       </w:tcPr>
     </w:tblStylePr>
   </w:style>
-  <w:style w:type="table" w:styleId="51">
+  <w:style w:type="table" w:styleId="52">
     <w:name w:val="Light Grid"/>
     <w:basedOn w:val="12"/>
     <w:qFormat/>
@@ -20829,7 +21429,7 @@
       </w:tcPr>
     </w:tblStylePr>
   </w:style>
-  <w:style w:type="table" w:styleId="52">
+  <w:style w:type="table" w:styleId="53">
     <w:name w:val="Light Grid Accent 1"/>
     <w:basedOn w:val="12"/>
     <w:qFormat/>
@@ -20956,7 +21556,7 @@
       </w:tcPr>
     </w:tblStylePr>
   </w:style>
-  <w:style w:type="table" w:styleId="53">
+  <w:style w:type="table" w:styleId="54">
     <w:name w:val="Light Grid Accent 2"/>
     <w:basedOn w:val="12"/>
     <w:qFormat/>
@@ -21083,7 +21683,7 @@
       </w:tcPr>
     </w:tblStylePr>
   </w:style>
-  <w:style w:type="table" w:styleId="54">
+  <w:style w:type="table" w:styleId="55">
     <w:name w:val="Light Grid Accent 3"/>
     <w:basedOn w:val="12"/>
     <w:qFormat/>
@@ -21210,7 +21810,7 @@
       </w:tcPr>
     </w:tblStylePr>
   </w:style>
-  <w:style w:type="table" w:styleId="55">
+  <w:style w:type="table" w:styleId="56">
     <w:name w:val="Light Grid Accent 4"/>
     <w:basedOn w:val="12"/>
     <w:qFormat/>
@@ -21337,7 +21937,7 @@
       </w:tcPr>
     </w:tblStylePr>
   </w:style>
-  <w:style w:type="table" w:styleId="56">
+  <w:style w:type="table" w:styleId="57">
     <w:name w:val="Light Grid Accent 5"/>
     <w:basedOn w:val="12"/>
     <w:qFormat/>
@@ -21464,7 +22064,7 @@
       </w:tcPr>
     </w:tblStylePr>
   </w:style>
-  <w:style w:type="table" w:styleId="57">
+  <w:style w:type="table" w:styleId="58">
     <w:name w:val="Light Grid Accent 6"/>
     <w:basedOn w:val="12"/>
     <w:qFormat/>
@@ -21591,7 +22191,7 @@
       </w:tcPr>
     </w:tblStylePr>
   </w:style>
-  <w:style w:type="table" w:styleId="58">
+  <w:style w:type="table" w:styleId="59">
     <w:name w:val="Medium Shading 1"/>
     <w:basedOn w:val="12"/>
     <w:qFormat/>
@@ -21699,7 +22299,7 @@
       </w:tcPr>
     </w:tblStylePr>
   </w:style>
-  <w:style w:type="table" w:styleId="59">
+  <w:style w:type="table" w:styleId="60">
     <w:name w:val="Medium Shading 1 Accent 1"/>
     <w:basedOn w:val="12"/>
     <w:qFormat/>
@@ -21807,7 +22407,7 @@
       </w:tcPr>
     </w:tblStylePr>
   </w:style>
-  <w:style w:type="table" w:styleId="60">
+  <w:style w:type="table" w:styleId="61">
     <w:name w:val="Medium Shading 1 Accent 2"/>
     <w:basedOn w:val="12"/>
     <w:qFormat/>
@@ -21915,7 +22515,7 @@
       </w:tcPr>
     </w:tblStylePr>
   </w:style>
-  <w:style w:type="table" w:styleId="61">
+  <w:style w:type="table" w:styleId="62">
     <w:name w:val="Medium Shading 1 Accent 3"/>
     <w:basedOn w:val="12"/>
     <w:qFormat/>
@@ -22023,7 +22623,7 @@
       </w:tcPr>
     </w:tblStylePr>
   </w:style>
-  <w:style w:type="table" w:styleId="62">
+  <w:style w:type="table" w:styleId="63">
     <w:name w:val="Medium Shading 1 Accent 4"/>
     <w:basedOn w:val="12"/>
     <w:qFormat/>
@@ -22131,7 +22731,7 @@
       </w:tcPr>
     </w:tblStylePr>
   </w:style>
-  <w:style w:type="table" w:styleId="63">
+  <w:style w:type="table" w:styleId="64">
     <w:name w:val="Medium Shading 1 Accent 5"/>
     <w:basedOn w:val="12"/>
     <w:qFormat/>
@@ -22239,7 +22839,7 @@
       </w:tcPr>
     </w:tblStylePr>
   </w:style>
-  <w:style w:type="table" w:styleId="64">
+  <w:style w:type="table" w:styleId="65">
     <w:name w:val="Medium Shading 1 Accent 6"/>
     <w:basedOn w:val="12"/>
     <w:qFormat/>
@@ -22347,7 +22947,7 @@
       </w:tcPr>
     </w:tblStylePr>
   </w:style>
-  <w:style w:type="table" w:styleId="65">
+  <w:style w:type="table" w:styleId="66">
     <w:name w:val="Medium Shading 2"/>
     <w:basedOn w:val="12"/>
     <w:qFormat/>
@@ -22513,7 +23113,7 @@
       </w:tcPr>
     </w:tblStylePr>
   </w:style>
-  <w:style w:type="table" w:styleId="66">
+  <w:style w:type="table" w:styleId="67">
     <w:name w:val="Medium Shading 2 Accent 1"/>
     <w:basedOn w:val="12"/>
     <w:qFormat/>
@@ -22679,7 +23279,7 @@
       </w:tcPr>
     </w:tblStylePr>
   </w:style>
-  <w:style w:type="table" w:styleId="67">
+  <w:style w:type="table" w:styleId="68">
     <w:name w:val="Medium Shading 2 Accent 2"/>
     <w:basedOn w:val="12"/>
     <w:qFormat/>
@@ -22845,7 +23445,7 @@
       </w:tcPr>
     </w:tblStylePr>
   </w:style>
-  <w:style w:type="table" w:styleId="68">
+  <w:style w:type="table" w:styleId="69">
     <w:name w:val="Medium Shading 2 Accent 3"/>
     <w:basedOn w:val="12"/>
     <w:qFormat/>
@@ -23011,7 +23611,7 @@
       </w:tcPr>
     </w:tblStylePr>
   </w:style>
-  <w:style w:type="table" w:styleId="69">
+  <w:style w:type="table" w:styleId="70">
     <w:name w:val="Medium Shading 2 Accent 4"/>
     <w:basedOn w:val="12"/>
     <w:qFormat/>
@@ -23177,7 +23777,7 @@
       </w:tcPr>
     </w:tblStylePr>
   </w:style>
-  <w:style w:type="table" w:styleId="70">
+  <w:style w:type="table" w:styleId="71">
     <w:name w:val="Medium Shading 2 Accent 5"/>
     <w:basedOn w:val="12"/>
     <w:qFormat/>
@@ -23343,7 +23943,7 @@
       </w:tcPr>
     </w:tblStylePr>
   </w:style>
-  <w:style w:type="table" w:styleId="71">
+  <w:style w:type="table" w:styleId="72">
     <w:name w:val="Medium Shading 2 Accent 6"/>
     <w:basedOn w:val="12"/>
     <w:qFormat/>
@@ -23509,7 +24109,7 @@
       </w:tcPr>
     </w:tblStylePr>
   </w:style>
-  <w:style w:type="table" w:styleId="72">
+  <w:style w:type="table" w:styleId="73">
     <w:name w:val="Medium List 1"/>
     <w:basedOn w:val="12"/>
     <w:qFormat/>
@@ -23600,7 +24200,7 @@
       </w:tcPr>
     </w:tblStylePr>
   </w:style>
-  <w:style w:type="table" w:styleId="73">
+  <w:style w:type="table" w:styleId="74">
     <w:name w:val="Medium List 1 Accent 1"/>
     <w:basedOn w:val="12"/>
     <w:qFormat/>
@@ -23691,7 +24291,7 @@
       </w:tcPr>
     </w:tblStylePr>
   </w:style>
-  <w:style w:type="table" w:styleId="74">
+  <w:style w:type="table" w:styleId="75">
     <w:name w:val="Medium List 1 Accent 2"/>
     <w:basedOn w:val="12"/>
     <w:qFormat/>
@@ -23782,7 +24382,7 @@
       </w:tcPr>
     </w:tblStylePr>
   </w:style>
-  <w:style w:type="table" w:styleId="75">
+  <w:style w:type="table" w:styleId="76">
     <w:name w:val="Medium List 1 Accent 3"/>
     <w:basedOn w:val="12"/>
     <w:qFormat/>
@@ -23873,7 +24473,7 @@
       </w:tcPr>
     </w:tblStylePr>
   </w:style>
-  <w:style w:type="table" w:styleId="76">
+  <w:style w:type="table" w:styleId="77">
     <w:name w:val="Medium List 1 Accent 4"/>
     <w:basedOn w:val="12"/>
     <w:qFormat/>
@@ -23964,7 +24564,7 @@
       </w:tcPr>
     </w:tblStylePr>
   </w:style>
-  <w:style w:type="table" w:styleId="77">
+  <w:style w:type="table" w:styleId="78">
     <w:name w:val="Medium List 1 Accent 5"/>
     <w:basedOn w:val="12"/>
     <w:qFormat/>
@@ -24055,7 +24655,7 @@
       </w:tcPr>
     </w:tblStylePr>
   </w:style>
-  <w:style w:type="table" w:styleId="78">
+  <w:style w:type="table" w:styleId="79">
     <w:name w:val="Medium List 1 Accent 6"/>
     <w:basedOn w:val="12"/>
     <w:qFormat/>
@@ -24146,7 +24746,7 @@
       </w:tcPr>
     </w:tblStylePr>
   </w:style>
-  <w:style w:type="table" w:styleId="79">
+  <w:style w:type="table" w:styleId="80">
     <w:name w:val="Medium List 2"/>
     <w:basedOn w:val="12"/>
     <w:qFormat/>
@@ -24276,7 +24876,7 @@
       </w:tcPr>
     </w:tblStylePr>
   </w:style>
-  <w:style w:type="table" w:styleId="80">
+  <w:style w:type="table" w:styleId="81">
     <w:name w:val="Medium List 2 Accent 1"/>
     <w:basedOn w:val="12"/>
     <w:uiPriority w:val="66"/>
@@ -24405,7 +25005,7 @@
       </w:tcPr>
     </w:tblStylePr>
   </w:style>
-  <w:style w:type="table" w:styleId="81">
+  <w:style w:type="table" w:styleId="82">
     <w:name w:val="Medium List 2 Accent 2"/>
     <w:basedOn w:val="12"/>
     <w:qFormat/>
@@ -24535,7 +25135,7 @@
       </w:tcPr>
     </w:tblStylePr>
   </w:style>
-  <w:style w:type="table" w:styleId="82">
+  <w:style w:type="table" w:styleId="83">
     <w:name w:val="Medium List 2 Accent 3"/>
     <w:basedOn w:val="12"/>
     <w:qFormat/>
@@ -24665,7 +25265,7 @@
       </w:tcPr>
     </w:tblStylePr>
   </w:style>
-  <w:style w:type="table" w:styleId="83">
+  <w:style w:type="table" w:styleId="84">
     <w:name w:val="Medium List 2 Accent 4"/>
     <w:basedOn w:val="12"/>
     <w:qFormat/>
@@ -24795,7 +25395,7 @@
       </w:tcPr>
     </w:tblStylePr>
   </w:style>
-  <w:style w:type="table" w:styleId="84">
+  <w:style w:type="table" w:styleId="85">
     <w:name w:val="Medium List 2 Accent 5"/>
     <w:basedOn w:val="12"/>
     <w:qFormat/>
@@ -24925,7 +25525,7 @@
       </w:tcPr>
     </w:tblStylePr>
   </w:style>
-  <w:style w:type="table" w:styleId="85">
+  <w:style w:type="table" w:styleId="86">
     <w:name w:val="Medium List 2 Accent 6"/>
     <w:basedOn w:val="12"/>
     <w:qFormat/>
@@ -25055,7 +25655,7 @@
       </w:tcPr>
     </w:tblStylePr>
   </w:style>
-  <w:style w:type="table" w:styleId="86">
+  <w:style w:type="table" w:styleId="87">
     <w:name w:val="Medium Grid 1"/>
     <w:basedOn w:val="12"/>
     <w:qFormat/>
@@ -25125,7 +25725,7 @@
       </w:tcPr>
     </w:tblStylePr>
   </w:style>
-  <w:style w:type="table" w:styleId="87">
+  <w:style w:type="table" w:styleId="88">
     <w:name w:val="Medium Grid 1 Accent 1"/>
     <w:basedOn w:val="12"/>
     <w:qFormat/>
@@ -25195,7 +25795,7 @@
       </w:tcPr>
     </w:tblStylePr>
   </w:style>
-  <w:style w:type="table" w:styleId="88">
+  <w:style w:type="table" w:styleId="89">
     <w:name w:val="Medium Grid 1 Accent 2"/>
     <w:basedOn w:val="12"/>
     <w:qFormat/>
@@ -25265,7 +25865,7 @@
       </w:tcPr>
     </w:tblStylePr>
   </w:style>
-  <w:style w:type="table" w:styleId="89">
+  <w:style w:type="table" w:styleId="90">
     <w:name w:val="Medium Grid 1 Accent 3"/>
     <w:basedOn w:val="12"/>
     <w:qFormat/>
@@ -25335,7 +25935,7 @@
       </w:tcPr>
     </w:tblStylePr>
   </w:style>
-  <w:style w:type="table" w:styleId="90">
+  <w:style w:type="table" w:styleId="91">
     <w:name w:val="Medium Grid 1 Accent 4"/>
     <w:basedOn w:val="12"/>
     <w:qFormat/>
@@ -25405,7 +26005,7 @@
       </w:tcPr>
     </w:tblStylePr>
   </w:style>
-  <w:style w:type="table" w:styleId="91">
+  <w:style w:type="table" w:styleId="92">
     <w:name w:val="Medium Grid 1 Accent 5"/>
     <w:basedOn w:val="12"/>
     <w:qFormat/>
@@ -25475,7 +26075,7 @@
       </w:tcPr>
     </w:tblStylePr>
   </w:style>
-  <w:style w:type="table" w:styleId="92">
+  <w:style w:type="table" w:styleId="93">
     <w:name w:val="Medium Grid 1 Accent 6"/>
     <w:basedOn w:val="12"/>
     <w:qFormat/>
@@ -25545,7 +26145,7 @@
       </w:tcPr>
     </w:tblStylePr>
   </w:style>
-  <w:style w:type="table" w:styleId="93">
+  <w:style w:type="table" w:styleId="94">
     <w:name w:val="Medium Grid 2"/>
     <w:basedOn w:val="12"/>
     <w:qFormat/>
@@ -25692,7 +26292,7 @@
       </w:tcPr>
     </w:tblStylePr>
   </w:style>
-  <w:style w:type="table" w:styleId="94">
+  <w:style w:type="table" w:styleId="95">
     <w:name w:val="Medium Grid 2 Accent 1"/>
     <w:basedOn w:val="12"/>
     <w:qFormat/>
@@ -25839,7 +26439,7 @@
       </w:tcPr>
     </w:tblStylePr>
   </w:style>
-  <w:style w:type="table" w:styleId="95">
+  <w:style w:type="table" w:styleId="96">
     <w:name w:val="Medium Grid 2 Accent 2"/>
     <w:basedOn w:val="12"/>
     <w:qFormat/>
@@ -25986,7 +26586,7 @@
       </w:tcPr>
     </w:tblStylePr>
   </w:style>
-  <w:style w:type="table" w:styleId="96">
+  <w:style w:type="table" w:styleId="97">
     <w:name w:val="Medium Grid 2 Accent 3"/>
     <w:basedOn w:val="12"/>
     <w:qFormat/>
@@ -26133,7 +26733,7 @@
       </w:tcPr>
     </w:tblStylePr>
   </w:style>
-  <w:style w:type="table" w:styleId="97">
+  <w:style w:type="table" w:styleId="98">
     <w:name w:val="Medium Grid 2 Accent 4"/>
     <w:basedOn w:val="12"/>
     <w:qFormat/>
@@ -26280,7 +26880,7 @@
       </w:tcPr>
     </w:tblStylePr>
   </w:style>
-  <w:style w:type="table" w:styleId="98">
+  <w:style w:type="table" w:styleId="99">
     <w:name w:val="Medium Grid 2 Accent 5"/>
     <w:basedOn w:val="12"/>
     <w:qFormat/>
@@ -26427,7 +27027,7 @@
       </w:tcPr>
     </w:tblStylePr>
   </w:style>
-  <w:style w:type="table" w:styleId="99">
+  <w:style w:type="table" w:styleId="100">
     <w:name w:val="Medium Grid 2 Accent 6"/>
     <w:basedOn w:val="12"/>
     <w:qFormat/>
@@ -26574,7 +27174,7 @@
       </w:tcPr>
     </w:tblStylePr>
   </w:style>
-  <w:style w:type="table" w:styleId="100">
+  <w:style w:type="table" w:styleId="101">
     <w:name w:val="Medium Grid 3"/>
     <w:basedOn w:val="12"/>
     <w:qFormat/>
@@ -26732,7 +27332,7 @@
       </w:tcPr>
     </w:tblStylePr>
   </w:style>
-  <w:style w:type="table" w:styleId="101">
+  <w:style w:type="table" w:styleId="102">
     <w:name w:val="Medium Grid 3 Accent 1"/>
     <w:basedOn w:val="12"/>
     <w:qFormat/>
@@ -26890,7 +27490,7 @@
       </w:tcPr>
     </w:tblStylePr>
   </w:style>
-  <w:style w:type="table" w:styleId="102">
+  <w:style w:type="table" w:styleId="103">
     <w:name w:val="Medium Grid 3 Accent 2"/>
     <w:basedOn w:val="12"/>
     <w:qFormat/>
@@ -27048,7 +27648,7 @@
       </w:tcPr>
     </w:tblStylePr>
   </w:style>
-  <w:style w:type="table" w:styleId="103">
+  <w:style w:type="table" w:styleId="104">
     <w:name w:val="Medium Grid 3 Accent 3"/>
     <w:basedOn w:val="12"/>
     <w:qFormat/>
@@ -27206,7 +27806,7 @@
       </w:tcPr>
     </w:tblStylePr>
   </w:style>
-  <w:style w:type="table" w:styleId="104">
+  <w:style w:type="table" w:styleId="105">
     <w:name w:val="Medium Grid 3 Accent 4"/>
     <w:basedOn w:val="12"/>
     <w:qFormat/>
@@ -27364,7 +27964,7 @@
       </w:tcPr>
     </w:tblStylePr>
   </w:style>
-  <w:style w:type="table" w:styleId="105">
+  <w:style w:type="table" w:styleId="106">
     <w:name w:val="Medium Grid 3 Accent 5"/>
     <w:basedOn w:val="12"/>
     <w:qFormat/>
@@ -27522,7 +28122,7 @@
       </w:tcPr>
     </w:tblStylePr>
   </w:style>
-  <w:style w:type="table" w:styleId="106">
+  <w:style w:type="table" w:styleId="107">
     <w:name w:val="Medium Grid 3 Accent 6"/>
     <w:basedOn w:val="12"/>
     <w:qFormat/>
@@ -27680,7 +28280,7 @@
       </w:tcPr>
     </w:tblStylePr>
   </w:style>
-  <w:style w:type="table" w:styleId="107">
+  <w:style w:type="table" w:styleId="108">
     <w:name w:val="Dark List"/>
     <w:basedOn w:val="12"/>
     <w:qFormat/>
@@ -27796,7 +28396,7 @@
       </w:tcPr>
     </w:tblStylePr>
   </w:style>
-  <w:style w:type="table" w:styleId="108">
+  <w:style w:type="table" w:styleId="109">
     <w:name w:val="Dark List Accent 1"/>
     <w:basedOn w:val="12"/>
     <w:qFormat/>
@@ -27912,7 +28512,7 @@
       </w:tcPr>
     </w:tblStylePr>
   </w:style>
-  <w:style w:type="table" w:styleId="109">
+  <w:style w:type="table" w:styleId="110">
     <w:name w:val="Dark List Accent 2"/>
     <w:basedOn w:val="12"/>
     <w:qFormat/>
@@ -28028,7 +28628,7 @@
       </w:tcPr>
     </w:tblStylePr>
   </w:style>
-  <w:style w:type="table" w:styleId="110">
+  <w:style w:type="table" w:styleId="111">
     <w:name w:val="Dark List Accent 3"/>
     <w:basedOn w:val="12"/>
     <w:qFormat/>
@@ -28144,7 +28744,7 @@
       </w:tcPr>
     </w:tblStylePr>
   </w:style>
-  <w:style w:type="table" w:styleId="111">
+  <w:style w:type="table" w:styleId="112">
     <w:name w:val="Dark List Accent 4"/>
     <w:basedOn w:val="12"/>
     <w:qFormat/>
@@ -28260,7 +28860,7 @@
       </w:tcPr>
     </w:tblStylePr>
   </w:style>
-  <w:style w:type="table" w:styleId="112">
+  <w:style w:type="table" w:styleId="113">
     <w:name w:val="Dark List Accent 5"/>
     <w:basedOn w:val="12"/>
     <w:qFormat/>
@@ -28376,7 +28976,7 @@
       </w:tcPr>
     </w:tblStylePr>
   </w:style>
-  <w:style w:type="table" w:styleId="113">
+  <w:style w:type="table" w:styleId="114">
     <w:name w:val="Dark List Accent 6"/>
     <w:basedOn w:val="12"/>
     <w:qFormat/>
@@ -28492,7 +29092,7 @@
       </w:tcPr>
     </w:tblStylePr>
   </w:style>
-  <w:style w:type="table" w:styleId="114">
+  <w:style w:type="table" w:styleId="115">
     <w:name w:val="Colorful Shading"/>
     <w:basedOn w:val="12"/>
     <w:qFormat/>
@@ -28641,7 +29241,7 @@
       </w:rPr>
     </w:tblStylePr>
   </w:style>
-  <w:style w:type="table" w:styleId="115">
+  <w:style w:type="table" w:styleId="116">
     <w:name w:val="Colorful Shading Accent 1"/>
     <w:basedOn w:val="12"/>
     <w:qFormat/>
@@ -28790,7 +29390,7 @@
       </w:rPr>
     </w:tblStylePr>
   </w:style>
-  <w:style w:type="table" w:styleId="116">
+  <w:style w:type="table" w:styleId="117">
     <w:name w:val="Colorful Shading Accent 2"/>
     <w:basedOn w:val="12"/>
     <w:qFormat/>
@@ -28939,7 +29539,7 @@
       </w:rPr>
     </w:tblStylePr>
   </w:style>
-  <w:style w:type="table" w:styleId="117">
+  <w:style w:type="table" w:styleId="118">
     <w:name w:val="Colorful Shading Accent 3"/>
     <w:basedOn w:val="12"/>
     <w:qFormat/>
@@ -29068,7 +29668,7 @@
       </w:tcPr>
     </w:tblStylePr>
   </w:style>
-  <w:style w:type="table" w:styleId="118">
+  <w:style w:type="table" w:styleId="119">
     <w:name w:val="Colorful Shading Accent 4"/>
     <w:basedOn w:val="12"/>
     <w:qFormat/>
@@ -29217,7 +29817,7 @@
       </w:rPr>
     </w:tblStylePr>
   </w:style>
-  <w:style w:type="table" w:styleId="119">
+  <w:style w:type="table" w:styleId="120">
     <w:name w:val="Colorful Shading Accent 5"/>
     <w:basedOn w:val="12"/>
     <w:qFormat/>
@@ -29366,7 +29966,7 @@
       </w:rPr>
     </w:tblStylePr>
   </w:style>
-  <w:style w:type="table" w:styleId="120">
+  <w:style w:type="table" w:styleId="121">
     <w:name w:val="Colorful Shading Accent 6"/>
     <w:basedOn w:val="12"/>
     <w:qFormat/>
@@ -29515,7 +30115,7 @@
       </w:rPr>
     </w:tblStylePr>
   </w:style>
-  <w:style w:type="table" w:styleId="121">
+  <w:style w:type="table" w:styleId="122">
     <w:name w:val="Colorful List"/>
     <w:basedOn w:val="12"/>
     <w:qFormat/>
@@ -29608,7 +30208,7 @@
       </w:tcPr>
     </w:tblStylePr>
   </w:style>
-  <w:style w:type="table" w:styleId="122">
+  <w:style w:type="table" w:styleId="123">
     <w:name w:val="Colorful List Accent 1"/>
     <w:basedOn w:val="12"/>
     <w:qFormat/>
@@ -29701,7 +30301,7 @@
       </w:tcPr>
     </w:tblStylePr>
   </w:style>
-  <w:style w:type="table" w:styleId="123">
+  <w:style w:type="table" w:styleId="124">
     <w:name w:val="Colorful List Accent 2"/>
     <w:basedOn w:val="12"/>
     <w:qFormat/>
@@ -29794,7 +30394,7 @@
       </w:tcPr>
     </w:tblStylePr>
   </w:style>
-  <w:style w:type="table" w:styleId="124">
+  <w:style w:type="table" w:styleId="125">
     <w:name w:val="Colorful List Accent 3"/>
     <w:basedOn w:val="12"/>
     <w:qFormat/>
@@ -29887,7 +30487,7 @@
       </w:tcPr>
     </w:tblStylePr>
   </w:style>
-  <w:style w:type="table" w:styleId="125">
+  <w:style w:type="table" w:styleId="126">
     <w:name w:val="Colorful List Accent 4"/>
     <w:basedOn w:val="12"/>
     <w:qFormat/>
@@ -29980,7 +30580,7 @@
       </w:tcPr>
     </w:tblStylePr>
   </w:style>
-  <w:style w:type="table" w:styleId="126">
+  <w:style w:type="table" w:styleId="127">
     <w:name w:val="Colorful List Accent 5"/>
     <w:basedOn w:val="12"/>
     <w:qFormat/>
@@ -30073,7 +30673,7 @@
       </w:tcPr>
     </w:tblStylePr>
   </w:style>
-  <w:style w:type="table" w:styleId="127">
+  <w:style w:type="table" w:styleId="128">
     <w:name w:val="Colorful List Accent 6"/>
     <w:basedOn w:val="12"/>
     <w:uiPriority w:val="72"/>
@@ -30165,7 +30765,7 @@
       </w:tcPr>
     </w:tblStylePr>
   </w:style>
-  <w:style w:type="table" w:styleId="128">
+  <w:style w:type="table" w:styleId="129">
     <w:name w:val="Colorful Grid"/>
     <w:basedOn w:val="12"/>
     <w:qFormat/>
@@ -30262,7 +30862,7 @@
       </w:tcPr>
     </w:tblStylePr>
   </w:style>
-  <w:style w:type="table" w:styleId="129">
+  <w:style w:type="table" w:styleId="130">
     <w:name w:val="Colorful Grid Accent 1"/>
     <w:basedOn w:val="12"/>
     <w:qFormat/>
@@ -30359,7 +30959,7 @@
       </w:tcPr>
     </w:tblStylePr>
   </w:style>
-  <w:style w:type="table" w:styleId="130">
+  <w:style w:type="table" w:styleId="131">
     <w:name w:val="Colorful Grid Accent 2"/>
     <w:basedOn w:val="12"/>
     <w:qFormat/>
@@ -30456,7 +31056,7 @@
       </w:tcPr>
     </w:tblStylePr>
   </w:style>
-  <w:style w:type="table" w:styleId="131">
+  <w:style w:type="table" w:styleId="132">
     <w:name w:val="Colorful Grid Accent 3"/>
     <w:basedOn w:val="12"/>
     <w:uiPriority w:val="73"/>
@@ -30552,7 +31152,7 @@
       </w:tcPr>
     </w:tblStylePr>
   </w:style>
-  <w:style w:type="table" w:styleId="132">
+  <w:style w:type="table" w:styleId="133">
     <w:name w:val="Colorful Grid Accent 4"/>
     <w:basedOn w:val="12"/>
     <w:qFormat/>
@@ -30649,7 +31249,7 @@
       </w:tcPr>
     </w:tblStylePr>
   </w:style>
-  <w:style w:type="table" w:styleId="133">
+  <w:style w:type="table" w:styleId="134">
     <w:name w:val="Colorful Grid Accent 5"/>
     <w:basedOn w:val="12"/>
     <w:uiPriority w:val="73"/>
@@ -30745,7 +31345,7 @@
       </w:tcPr>
     </w:tblStylePr>
   </w:style>
-  <w:style w:type="table" w:styleId="134">
+  <w:style w:type="table" w:styleId="135">
     <w:name w:val="Colorful Grid Accent 6"/>
     <w:basedOn w:val="12"/>
     <w:qFormat/>
@@ -30842,21 +31442,21 @@
       </w:tcPr>
     </w:tblStylePr>
   </w:style>
-  <w:style w:type="character" w:customStyle="1" w:styleId="135">
+  <w:style w:type="character" w:customStyle="1" w:styleId="136">
     <w:name w:val="Header Char"/>
     <w:basedOn w:val="11"/>
     <w:link w:val="19"/>
     <w:qFormat/>
     <w:uiPriority w:val="99"/>
   </w:style>
-  <w:style w:type="character" w:customStyle="1" w:styleId="136">
+  <w:style w:type="character" w:customStyle="1" w:styleId="137">
     <w:name w:val="Footer Char"/>
     <w:basedOn w:val="11"/>
     <w:link w:val="18"/>
     <w:qFormat/>
     <w:uiPriority w:val="99"/>
   </w:style>
-  <w:style w:type="paragraph" w:styleId="137">
+  <w:style w:type="paragraph" w:styleId="138">
     <w:name w:val="No Spacing"/>
     <w:qFormat/>
     <w:uiPriority w:val="1"/>
@@ -30870,7 +31470,7 @@
       <w:lang w:val="en-US" w:eastAsia="en-US" w:bidi="ar-SA"/>
     </w:rPr>
   </w:style>
-  <w:style w:type="character" w:customStyle="1" w:styleId="138">
+  <w:style w:type="character" w:customStyle="1" w:styleId="139">
     <w:name w:val="Heading 1 Char"/>
     <w:basedOn w:val="11"/>
     <w:link w:val="2"/>
@@ -30885,7 +31485,7 @@
       <w:szCs w:val="28"/>
     </w:rPr>
   </w:style>
-  <w:style w:type="character" w:customStyle="1" w:styleId="139">
+  <w:style w:type="character" w:customStyle="1" w:styleId="140">
     <w:name w:val="Heading 2 Char"/>
     <w:basedOn w:val="11"/>
     <w:link w:val="3"/>
@@ -30905,7 +31505,7 @@
       </w14:textFill>
     </w:rPr>
   </w:style>
-  <w:style w:type="character" w:customStyle="1" w:styleId="140">
+  <w:style w:type="character" w:customStyle="1" w:styleId="141">
     <w:name w:val="Heading 3 Char"/>
     <w:basedOn w:val="11"/>
     <w:link w:val="4"/>
@@ -30923,10 +31523,10 @@
       </w14:textFill>
     </w:rPr>
   </w:style>
-  <w:style w:type="character" w:customStyle="1" w:styleId="141">
+  <w:style w:type="character" w:customStyle="1" w:styleId="142">
     <w:name w:val="Title Char"/>
     <w:basedOn w:val="11"/>
-    <w:link w:val="36"/>
+    <w:link w:val="37"/>
     <w:qFormat/>
     <w:uiPriority w:val="10"/>
     <w:rPr>
@@ -30938,10 +31538,10 @@
       <w:szCs w:val="52"/>
     </w:rPr>
   </w:style>
-  <w:style w:type="character" w:customStyle="1" w:styleId="142">
+  <w:style w:type="character" w:customStyle="1" w:styleId="143">
     <w:name w:val="Subtitle Char"/>
     <w:basedOn w:val="11"/>
-    <w:link w:val="34"/>
+    <w:link w:val="35"/>
     <w:qFormat/>
     <w:uiPriority w:val="11"/>
     <w:rPr>
@@ -30959,7 +31559,7 @@
       </w14:textFill>
     </w:rPr>
   </w:style>
-  <w:style w:type="paragraph" w:styleId="143">
+  <w:style w:type="paragraph" w:styleId="144">
     <w:name w:val="List Paragraph"/>
     <w:basedOn w:val="1"/>
     <w:qFormat/>
@@ -30969,21 +31569,21 @@
       <w:contextualSpacing/>
     </w:pPr>
   </w:style>
-  <w:style w:type="character" w:customStyle="1" w:styleId="144">
+  <w:style w:type="character" w:customStyle="1" w:styleId="145">
     <w:name w:val="Body Text Char"/>
     <w:basedOn w:val="11"/>
     <w:link w:val="13"/>
     <w:qFormat/>
     <w:uiPriority w:val="99"/>
   </w:style>
-  <w:style w:type="character" w:customStyle="1" w:styleId="145">
+  <w:style w:type="character" w:customStyle="1" w:styleId="146">
     <w:name w:val="Body Text 2 Char"/>
     <w:basedOn w:val="11"/>
     <w:link w:val="14"/>
     <w:qFormat/>
     <w:uiPriority w:val="99"/>
   </w:style>
-  <w:style w:type="character" w:customStyle="1" w:styleId="146">
+  <w:style w:type="character" w:customStyle="1" w:styleId="147">
     <w:name w:val="Body Text 3 Char"/>
     <w:basedOn w:val="11"/>
     <w:link w:val="15"/>
@@ -30994,10 +31594,10 @@
       <w:szCs w:val="16"/>
     </w:rPr>
   </w:style>
-  <w:style w:type="character" w:customStyle="1" w:styleId="147">
+  <w:style w:type="character" w:customStyle="1" w:styleId="148">
     <w:name w:val="Macro Text Char"/>
     <w:basedOn w:val="11"/>
-    <w:link w:val="32"/>
+    <w:link w:val="33"/>
     <w:qFormat/>
     <w:uiPriority w:val="99"/>
     <w:rPr>
@@ -31006,10 +31606,27 @@
       <w:szCs w:val="20"/>
     </w:rPr>
   </w:style>
-  <w:style w:type="paragraph" w:styleId="148">
+  <w:style w:type="paragraph" w:styleId="149">
     <w:name w:val="Quote"/>
     <w:basedOn w:val="1"/>
     <w:next w:val="1"/>
+    <w:link w:val="150"/>
+    <w:qFormat/>
+    <w:uiPriority w:val="29"/>
+    <w:rPr>
+      <w:i/>
+      <w:iCs/>
+      <w:color w:val="000000" w:themeColor="text1"/>
+      <w14:textFill>
+        <w14:solidFill>
+          <w14:schemeClr w14:val="tx1"/>
+        </w14:solidFill>
+      </w14:textFill>
+    </w:rPr>
+  </w:style>
+  <w:style w:type="character" w:customStyle="1" w:styleId="150">
+    <w:name w:val="Quote Char"/>
+    <w:basedOn w:val="11"/>
     <w:link w:val="149"/>
     <w:qFormat/>
     <w:uiPriority w:val="29"/>
@@ -31024,24 +31641,7 @@
       </w14:textFill>
     </w:rPr>
   </w:style>
-  <w:style w:type="character" w:customStyle="1" w:styleId="149">
-    <w:name w:val="Quote Char"/>
-    <w:basedOn w:val="11"/>
-    <w:link w:val="148"/>
-    <w:qFormat/>
-    <w:uiPriority w:val="29"/>
-    <w:rPr>
-      <w:i/>
-      <w:iCs/>
-      <w:color w:val="000000" w:themeColor="text1"/>
-      <w14:textFill>
-        <w14:solidFill>
-          <w14:schemeClr w14:val="tx1"/>
-        </w14:solidFill>
-      </w14:textFill>
-    </w:rPr>
-  </w:style>
-  <w:style w:type="character" w:customStyle="1" w:styleId="150">
+  <w:style w:type="character" w:customStyle="1" w:styleId="151">
     <w:name w:val="Heading 4 Char"/>
     <w:basedOn w:val="11"/>
     <w:link w:val="5"/>
@@ -31062,7 +31662,7 @@
       </w14:textFill>
     </w:rPr>
   </w:style>
-  <w:style w:type="character" w:customStyle="1" w:styleId="151">
+  <w:style w:type="character" w:customStyle="1" w:styleId="152">
     <w:name w:val="Heading 5 Char"/>
     <w:basedOn w:val="11"/>
     <w:link w:val="6"/>
@@ -31074,7 +31674,7 @@
       <w:color w:val="254061" w:themeColor="accent1" w:themeShade="80"/>
     </w:rPr>
   </w:style>
-  <w:style w:type="character" w:customStyle="1" w:styleId="152">
+  <w:style w:type="character" w:customStyle="1" w:styleId="153">
     <w:name w:val="Heading 6 Char"/>
     <w:basedOn w:val="11"/>
     <w:link w:val="7"/>
@@ -31088,7 +31688,7 @@
       <w:color w:val="254061" w:themeColor="accent1" w:themeShade="80"/>
     </w:rPr>
   </w:style>
-  <w:style w:type="character" w:customStyle="1" w:styleId="153">
+  <w:style w:type="character" w:customStyle="1" w:styleId="154">
     <w:name w:val="Heading 7 Char"/>
     <w:basedOn w:val="11"/>
     <w:link w:val="8"/>
@@ -31110,7 +31710,7 @@
       </w14:textFill>
     </w:rPr>
   </w:style>
-  <w:style w:type="character" w:customStyle="1" w:styleId="154">
+  <w:style w:type="character" w:customStyle="1" w:styleId="155">
     <w:name w:val="Heading 8 Char"/>
     <w:basedOn w:val="11"/>
     <w:link w:val="9"/>
@@ -31129,7 +31729,7 @@
       </w14:textFill>
     </w:rPr>
   </w:style>
-  <w:style w:type="character" w:customStyle="1" w:styleId="155">
+  <w:style w:type="character" w:customStyle="1" w:styleId="156">
     <w:name w:val="Heading 9 Char"/>
     <w:basedOn w:val="11"/>
     <w:link w:val="10"/>
@@ -31153,11 +31753,11 @@
       </w14:textFill>
     </w:rPr>
   </w:style>
-  <w:style w:type="paragraph" w:styleId="156">
+  <w:style w:type="paragraph" w:styleId="157">
     <w:name w:val="Intense Quote"/>
     <w:basedOn w:val="1"/>
     <w:next w:val="1"/>
-    <w:link w:val="157"/>
+    <w:link w:val="158"/>
     <w:qFormat/>
     <w:uiPriority w:val="30"/>
     <w:pPr>
@@ -31180,10 +31780,10 @@
       </w14:textFill>
     </w:rPr>
   </w:style>
-  <w:style w:type="character" w:customStyle="1" w:styleId="157">
+  <w:style w:type="character" w:customStyle="1" w:styleId="158">
     <w:name w:val="Intense Quote Char"/>
     <w:basedOn w:val="11"/>
-    <w:link w:val="156"/>
+    <w:link w:val="157"/>
     <w:qFormat/>
     <w:uiPriority w:val="30"/>
     <w:rPr>
@@ -31199,7 +31799,7 @@
       </w14:textFill>
     </w:rPr>
   </w:style>
-  <w:style w:type="character" w:customStyle="1" w:styleId="158">
+  <w:style w:type="character" w:customStyle="1" w:styleId="159">
     <w:name w:val="Subtle Emphasis"/>
     <w:basedOn w:val="11"/>
     <w:qFormat/>
@@ -31218,7 +31818,7 @@
       </w14:textFill>
     </w:rPr>
   </w:style>
-  <w:style w:type="character" w:customStyle="1" w:styleId="159">
+  <w:style w:type="character" w:customStyle="1" w:styleId="160">
     <w:name w:val="Intense Emphasis"/>
     <w:basedOn w:val="11"/>
     <w:qFormat/>
@@ -31236,7 +31836,7 @@
       </w14:textFill>
     </w:rPr>
   </w:style>
-  <w:style w:type="character" w:customStyle="1" w:styleId="160">
+  <w:style w:type="character" w:customStyle="1" w:styleId="161">
     <w:name w:val="Subtle Reference"/>
     <w:basedOn w:val="11"/>
     <w:qFormat/>
@@ -31252,7 +31852,7 @@
       </w14:textFill>
     </w:rPr>
   </w:style>
-  <w:style w:type="character" w:customStyle="1" w:styleId="161">
+  <w:style w:type="character" w:customStyle="1" w:styleId="162">
     <w:name w:val="Intense Reference"/>
     <w:basedOn w:val="11"/>
     <w:qFormat/>
@@ -31271,7 +31871,7 @@
       </w14:textFill>
     </w:rPr>
   </w:style>
-  <w:style w:type="character" w:customStyle="1" w:styleId="162">
+  <w:style w:type="character" w:customStyle="1" w:styleId="163">
     <w:name w:val="Book Title"/>
     <w:basedOn w:val="11"/>
     <w:qFormat/>
@@ -31283,7 +31883,7 @@
       <w:spacing w:val="5"/>
     </w:rPr>
   </w:style>
-  <w:style w:type="paragraph" w:customStyle="1" w:styleId="163">
+  <w:style w:type="paragraph" w:customStyle="1" w:styleId="164">
     <w:name w:val="TOC Heading"/>
     <w:basedOn w:val="2"/>
     <w:next w:val="1"/>
@@ -31295,7 +31895,7 @@
       <w:outlineLvl w:val="9"/>
     </w:pPr>
   </w:style>
-  <w:style w:type="table" w:customStyle="1" w:styleId="164">
+  <w:style w:type="table" w:customStyle="1" w:styleId="165">
     <w:name w:val="TableGrid"/>
     <w:qFormat/>
     <w:uiPriority w:val="0"/>
